--- a/rapport/components/chap2.docx
+++ b/rapport/components/chap2.docx
@@ -295,6 +295,13 @@
           <w:szCs w:val="28"/>
         </w:rPr>
       </w:r>
+      <w:r>
+        <w:rPr>
+          <w:rFonts w:ascii="Garamond" w:hAnsi="Garamond" w:eastAsia="Garamond" w:cs="Garamond"/>
+          <w:sz w:val="28"/>
+          <w:szCs w:val="28"/>
+        </w:rPr>
+      </w:r>
     </w:p>
     <w:p>
       <w:pPr>
@@ -346,11 +353,8 @@
       </w:r>
       <w:r>
         <w:rPr>
-          <w:rFonts w:ascii="Garamond" w:hAnsi="Garamond" w:eastAsia="Garamond" w:cs="Garamond"/>
           <w:b w:val="0"/>
           <w:bCs w:val="0"/>
-          <w:sz w:val="28"/>
-          <w:szCs w:val="28"/>
         </w:rPr>
       </w:r>
       <w:r>
@@ -412,6 +416,7 @@
           <w:bCs w:val="0"/>
           <w:sz w:val="28"/>
           <w:szCs w:val="28"/>
+          <w:highlight w:val="none"/>
         </w:rPr>
       </w:r>
       <w:r>
@@ -456,7 +461,6 @@
           <w:bCs w:val="0"/>
           <w:sz w:val="28"/>
           <w:szCs w:val="28"/>
-          <w:highlight w:val="none"/>
         </w:rPr>
       </w:r>
       <w:r>
@@ -508,7 +512,7 @@
           <w:sz w:val="28"/>
           <w:szCs w:val="28"/>
         </w:rPr>
-        <w:t xml:space="preserve">s rapports financiers pour les bailleurs. Mais pour ça, elle doit recopier et recouper manuellement les chiffres venant de ses propres fichiers et de ceux des autres acteurs. C'est long et fastidieux.</w:t>
+        <w:t xml:space="preserve">s rapports financiers pour les bailleurs. Mais pour ça, elle doit recopier et regrouper manuellement les chiffres venant de ses propres fichiers et de ceux des autres acteurs. C'est long et fastidieux.</w:t>
       </w:r>
       <w:r>
         <w:rPr>
@@ -672,7 +676,7 @@
           <w:sz w:val="28"/>
           <w:szCs w:val="28"/>
         </w:rPr>
-        <w:t xml:space="preserve"> comme la Banque Mondiale, l'AFD, la BAD, l'UEMOA, la DDC ou l'Union Européenne financent les projets via des conventions. Ils n'interviennent pas dans la gestion quotidienne interne, mais ils imposent des règles strictes de traçab</w:t>
+        <w:t xml:space="preserve"> comme la Banque Mondiale, l'UEMOA ou l'Union Européenne financent les projets via des conventions. Ils n'interviennent pas dans la gestion quotidienne interne, mais ils imposent des règles strictes de traçab</w:t>
       </w:r>
       <w:r>
         <w:rPr>
@@ -790,6 +794,13 @@
           <w:szCs w:val="28"/>
         </w:rPr>
       </w:r>
+      <w:r>
+        <w:rPr>
+          <w:rFonts w:ascii="Garamond" w:hAnsi="Garamond" w:eastAsia="Garamond" w:cs="Garamond"/>
+          <w:sz w:val="28"/>
+          <w:szCs w:val="28"/>
+        </w:rPr>
+      </w:r>
     </w:p>
     <w:p>
       <w:pPr>
@@ -810,6 +821,13 @@
           <w:szCs w:val="28"/>
         </w:rPr>
         <w:t xml:space="preserve">Ensuite, les conventions signées avec les bailleurs définissent un cadre clair : elles indiquent les montants,les rubriques,les versements et les  obligations de reporting. Cela facilitera grandement la modélisation du futur système.</w:t>
+      </w:r>
+      <w:r>
+        <w:rPr>
+          <w:rFonts w:ascii="Garamond" w:hAnsi="Garamond" w:eastAsia="Garamond" w:cs="Garamond"/>
+          <w:sz w:val="28"/>
+          <w:szCs w:val="28"/>
+        </w:rPr>
       </w:r>
       <w:r>
         <w:rPr>
@@ -1074,6 +1092,16 @@
           <w:szCs w:val="28"/>
         </w:rPr>
         <w:t xml:space="preserve">4. Démarche de résolution</w:t>
+      </w:r>
+      <w:r>
+        <w:rPr>
+          <w:rFonts w:ascii="Garamond" w:hAnsi="Garamond" w:eastAsia="Garamond" w:cs="Garamond"/>
+          <w:b/>
+          <w:bCs/>
+          <w:sz w:val="28"/>
+          <w:szCs w:val="28"/>
+          <w:highlight w:val="none"/>
+        </w:rPr>
       </w:r>
       <w:r>
         <w:rPr>
@@ -1165,8 +1193,8 @@
       </w:r>
       <w:r>
         <w:rPr>
-          <w:rFonts w:ascii="Garamond" w:hAnsi="Garamond" w:eastAsia="Garamond" w:cs="Garamond"/>
-          <w:sz w:val="32"/>
+          <w:rFonts w:ascii="Garamond" w:hAnsi="Garamond" w:cs="Garamond"/>
+          <w:sz w:val="28"/>
           <w:szCs w:val="32"/>
         </w:rPr>
       </w:r>
@@ -1215,8 +1243,8 @@
       </w:r>
       <w:r>
         <w:rPr>
-          <w:rFonts w:ascii="Garamond" w:hAnsi="Garamond" w:eastAsia="Garamond" w:cs="Garamond"/>
-          <w:sz w:val="32"/>
+          <w:rFonts w:ascii="Garamond" w:hAnsi="Garamond" w:cs="Garamond"/>
+          <w:sz w:val="28"/>
           <w:szCs w:val="32"/>
         </w:rPr>
       </w:r>
@@ -1313,8 +1341,8 @@
       </w:r>
       <w:r>
         <w:rPr>
-          <w:rFonts w:ascii="Garamond" w:hAnsi="Garamond" w:eastAsia="Garamond" w:cs="Garamond"/>
-          <w:sz w:val="32"/>
+          <w:rFonts w:ascii="Garamond" w:hAnsi="Garamond" w:cs="Garamond"/>
+          <w:sz w:val="28"/>
           <w:szCs w:val="32"/>
         </w:rPr>
       </w:r>
@@ -1355,9 +1383,10 @@
       </w:r>
       <w:r>
         <w:rPr>
-          <w:rFonts w:ascii="Garamond" w:hAnsi="Garamond" w:cs="Garamond"/>
-          <w:sz w:val="28"/>
-          <w:szCs w:val="32"/>
+          <w:rFonts w:ascii="Garamond" w:hAnsi="Garamond" w:eastAsia="Garamond" w:cs="Garamond"/>
+          <w:color w:val="000000"/>
+          <w:sz w:val="28"/>
+          <w:szCs w:val="28"/>
         </w:rPr>
       </w:r>
       <w:r>
@@ -1422,7 +1451,8 @@
       </w:r>
       <w:r>
         <w:rPr>
-          <w:rFonts w:ascii="Garamond" w:hAnsi="Garamond" w:cs="Garamond"/>
+          <w:rFonts w:ascii="Garamond" w:hAnsi="Garamond" w:eastAsia="Garamond" w:cs="Garamond"/>
+          <w:color w:val="000000"/>
           <w:sz w:val="28"/>
           <w:szCs w:val="28"/>
         </w:rPr>
@@ -1497,7 +1527,8 @@
       </w:r>
       <w:r>
         <w:rPr>
-          <w:rFonts w:ascii="Garamond" w:hAnsi="Garamond" w:cs="Garamond"/>
+          <w:rFonts w:ascii="Garamond" w:hAnsi="Garamond" w:eastAsia="Garamond" w:cs="Garamond"/>
+          <w:color w:val="000000"/>
           <w:sz w:val="28"/>
           <w:szCs w:val="28"/>
         </w:rPr>
@@ -1967,7 +1998,17 @@
           <w:szCs w:val="28"/>
           <w:highlight w:val="none"/>
         </w:rPr>
-        <w:t xml:space="preserve">our ce projet, notre choix s'est porté sur UML (Unified Modeling Language) [Annexe 2] et plus spécifiquement sa version 2.5.1. Trois raisons principales motivent ce choix. D'abord, UML couvre l'intégralité du cycle de conception d'un système orienté objet à travers quatorze types de diagrammes, </w:t>
+        <w:t xml:space="preserve">our ce projet, notre choix s'est porté s</w:t>
+      </w:r>
+      <w:r>
+        <w:rPr>
+          <w:rFonts w:ascii="Garamond" w:hAnsi="Garamond" w:eastAsia="Garamond" w:cs="Garamond"/>
+          <w:color w:val="000000"/>
+          <w:sz w:val="28"/>
+          <w:szCs w:val="28"/>
+          <w:highlight w:val="none"/>
+        </w:rPr>
+        <w:t xml:space="preserve">ur UML (Unified Modeling Language) [Annexe 2] et plus spécifiquement sa version 2.5.1. Trois raisons principales motivent ce choix. D'abord, UML couvre l'intégralité du cycle de conception d'un système orienté objet à travers quatorze types de diagrammes, </w:t>
       </w:r>
       <w:r>
         <w:rPr>
@@ -2886,11 +2927,102 @@
           <w:rFonts w:ascii="Garamond" w:hAnsi="Garamond" w:eastAsia="Garamond" w:cs="Garamond"/>
           <w:b w:val="0"/>
           <w:bCs w:val="0"/>
-          <w:color w:val="000000"/>
           <w:sz w:val="28"/>
           <w:szCs w:val="28"/>
           <w:highlight w:val="none"/>
         </w:rPr>
+      </w:r>
+      <w:r>
+        <w:rPr>
+          <w:rFonts w:ascii="Garamond" w:hAnsi="Garamond" w:eastAsia="Garamond" w:cs="Garamond"/>
+          <w:b w:val="0"/>
+          <w:bCs w:val="0"/>
+          <w:sz w:val="28"/>
+          <w:szCs w:val="28"/>
+          <w:highlight w:val="none"/>
+        </w:rPr>
+        <mc:AlternateContent>
+          <mc:Choice Requires="wpg">
+            <w:drawing>
+              <wp:anchor xmlns:wp="http://schemas.openxmlformats.org/drawingml/2006/wordprocessingDrawing" xmlns:wp14="http://schemas.microsoft.com/office/word/2010/wordprocessingDrawing" distT="0" distB="0" distL="115200" distR="115200" simplePos="0" relativeHeight="2048" behindDoc="0" locked="0" layoutInCell="1" allowOverlap="1">
+                <wp:simplePos x="0" y="0"/>
+                <wp:positionH relativeFrom="column">
+                  <wp:posOffset>3009900</wp:posOffset>
+                </wp:positionH>
+                <wp:positionV relativeFrom="paragraph">
+                  <wp:posOffset>142875</wp:posOffset>
+                </wp:positionV>
+                <wp:extent cx="924900" cy="924900"/>
+                <wp:effectExtent l="0" t="0" r="0" b="0"/>
+                <wp:wrapTopAndBottom/>
+                <wp:docPr id="1" name=""/>
+                <wp:cNvGraphicFramePr>
+                  <a:graphicFrameLocks xmlns:a="http://schemas.openxmlformats.org/drawingml/2006/main" noChangeAspect="1"/>
+                </wp:cNvGraphicFramePr>
+                <a:graphic xmlns:a="http://schemas.openxmlformats.org/drawingml/2006/main">
+                  <a:graphicData uri="http://schemas.openxmlformats.org/drawingml/2006/picture">
+                    <pic:pic xmlns:pic="http://schemas.openxmlformats.org/drawingml/2006/picture">
+                      <pic:nvPicPr>
+                        <pic:cNvPr id="1012197686" name=""/>
+                        <pic:cNvPicPr>
+                          <a:picLocks noChangeAspect="1"/>
+                        </pic:cNvPicPr>
+                        <pic:nvPr/>
+                      </pic:nvPicPr>
+                      <pic:blipFill rotWithShape="1">
+                        <a:blip r:embed="rId9">
+                          <a:extLst>
+                            <a:ext uri="{96DAC541-7B7A-43D3-8B79-37D633B846F1}">
+                              <asvg:svgBlip xmlns:asvg="http://schemas.microsoft.com/office/drawing/2016/SVG/main" r:embed="rId10"/>
+                            </a:ext>
+                          </a:extLst>
+                        </a:blip>
+                        <a:stretch/>
+                      </pic:blipFill>
+                      <pic:spPr bwMode="auto">
+                        <a:xfrm flipH="0" flipV="0">
+                          <a:off x="0" y="0"/>
+                          <a:ext cx="924899" cy="924899"/>
+                        </a:xfrm>
+                        <a:prstGeom prst="rect">
+                          <a:avLst/>
+                        </a:prstGeom>
+                      </pic:spPr>
+                    </pic:pic>
+                  </a:graphicData>
+                </a:graphic>
+              </wp:anchor>
+            </w:drawing>
+          </mc:Choice>
+          <mc:Fallback>
+            <w:pict>
+              <v:shapetype id="_x0000_t75" coordsize="21600,21600" o:spt="75" o:preferrelative="t" path="m@4@5l@4@11@9@11@9@5xe" filled="f" stroked="f">
+                <v:stroke joinstyle="miter"/>
+                <v:formulas>
+                  <v:f eqn="if lineDrawn pixelLineWidth 0"/>
+                  <v:f eqn="sum @0 1 0"/>
+                  <v:f eqn="sum 0 0 @1"/>
+                  <v:f eqn="prod @2 1 2"/>
+                  <v:f eqn="prod @3 21600 pixelWidth"/>
+                  <v:f eqn="prod @3 21600 pixelHeight"/>
+                  <v:f eqn="sum @0 0 1"/>
+                  <v:f eqn="prod @6 1 2"/>
+                  <v:f eqn="prod @7 21600 pixelWidth"/>
+                  <v:f eqn="sum @8 21600 0"/>
+                  <v:f eqn="prod @7 21600 pixelHeight"/>
+                  <v:f eqn="sum @10 21600 0"/>
+                </v:formulas>
+                <v:path o:extrusionok="f" gradientshapeok="t" o:connecttype="rect"/>
+                <o:lock v:ext="edit" aspectratio="t"/>
+              </v:shapetype>
+              <v:shape id="_x0000_i0" o:spid="_x0000_s0" type="#_x0000_t75" style="position:absolute;z-index:2048;o:allowoverlap:true;o:allowincell:true;mso-position-horizontal-relative:text;margin-left:237.00pt;mso-position-horizontal:absolute;mso-position-vertical-relative:text;margin-top:11.25pt;mso-position-vertical:absolute;width:72.83pt;height:72.83pt;mso-wrap-distance-left:9.07pt;mso-wrap-distance-top:0.00pt;mso-wrap-distance-right:9.07pt;mso-wrap-distance-bottom:0.00pt;z-index:1;" stroked="false">
+                <w10:wrap type="topAndBottom"/>
+                <v:imagedata r:id="rId9" o:title=""/>
+                <o:lock v:ext="edit" rotation="t"/>
+              </v:shape>
+            </w:pict>
+          </mc:Fallback>
+        </mc:AlternateContent>
       </w:r>
       <w:r>
         <w:rPr>
@@ -2926,37 +3058,40 @@
         <w:jc w:val="both"/>
         <w:rPr>
           <w:rFonts w:ascii="Garamond" w:hAnsi="Garamond" w:eastAsia="Garamond" w:cs="Garamond"/>
-          <w:color w:val="000000"/>
-          <w:sz w:val="32"/>
-          <w:szCs w:val="32"/>
+          <w:b w:val="0"/>
+          <w:bCs w:val="0"/>
+          <w:sz w:val="28"/>
+          <w:szCs w:val="28"/>
           <w:highlight w:val="none"/>
         </w:rPr>
       </w:pPr>
       <w:r>
         <w:rPr>
           <w:rFonts w:ascii="Garamond" w:hAnsi="Garamond" w:eastAsia="Garamond" w:cs="Garamond"/>
-          <w:b/>
-          <w:color w:val="000000"/>
-          <w:sz w:val="32"/>
-          <w:szCs w:val="32"/>
-        </w:rPr>
-        <w:t xml:space="preserve">Frontend</w:t>
-      </w:r>
-      <w:r>
-        <w:rPr>
-          <w:rFonts w:ascii="Garamond" w:hAnsi="Garamond" w:eastAsia="Garamond" w:cs="Garamond"/>
-          <w:color w:val="000000"/>
-          <w:sz w:val="32"/>
-          <w:szCs w:val="32"/>
+          <w:b w:val="0"/>
+          <w:bCs w:val="0"/>
+          <w:sz w:val="28"/>
+          <w:szCs w:val="28"/>
           <w:highlight w:val="none"/>
         </w:rPr>
       </w:r>
       <w:r>
         <w:rPr>
           <w:rFonts w:ascii="Garamond" w:hAnsi="Garamond" w:eastAsia="Garamond" w:cs="Garamond"/>
-          <w:color w:val="000000"/>
-          <w:sz w:val="32"/>
-          <w:szCs w:val="32"/>
+          <w:b w:val="0"/>
+          <w:bCs w:val="0"/>
+          <w:sz w:val="28"/>
+          <w:szCs w:val="28"/>
+          <w:highlight w:val="none"/>
+        </w:rPr>
+      </w:r>
+      <w:r>
+        <w:rPr>
+          <w:rFonts w:ascii="Garamond" w:hAnsi="Garamond" w:eastAsia="Garamond" w:cs="Garamond"/>
+          <w:b w:val="0"/>
+          <w:bCs w:val="0"/>
+          <w:sz w:val="28"/>
+          <w:szCs w:val="28"/>
           <w:highlight w:val="none"/>
         </w:rPr>
       </w:r>
@@ -2974,34 +3109,41 @@
         <w:jc w:val="both"/>
         <w:rPr>
           <w:rFonts w:ascii="Garamond" w:hAnsi="Garamond" w:eastAsia="Garamond" w:cs="Garamond"/>
-          <w:color w:val="000000"/>
-          <w:sz w:val="28"/>
-          <w:szCs w:val="28"/>
-        </w:rPr>
-      </w:pPr>
-      <w:r>
-        <w:rPr>
-          <w:rFonts w:ascii="Garamond" w:hAnsi="Garamond" w:eastAsia="Garamond" w:cs="Garamond"/>
-          <w:color w:val="000000"/>
+          <w:b w:val="0"/>
+          <w:bCs w:val="0"/>
           <w:sz w:val="28"/>
           <w:szCs w:val="28"/>
           <w:highlight w:val="none"/>
         </w:rPr>
-      </w:r>
-      <w:r>
-        <w:rPr>
-          <w:rFonts w:ascii="Garamond" w:hAnsi="Garamond" w:eastAsia="Garamond" w:cs="Garamond"/>
-          <w:color w:val="000000"/>
-          <w:sz w:val="28"/>
-          <w:szCs w:val="28"/>
-        </w:rPr>
-      </w:r>
-      <w:r>
-        <w:rPr>
-          <w:rFonts w:ascii="Garamond" w:hAnsi="Garamond" w:eastAsia="Garamond" w:cs="Garamond"/>
-          <w:color w:val="000000"/>
-          <w:sz w:val="28"/>
-          <w:szCs w:val="28"/>
+      </w:pPr>
+      <w:r>
+        <w:rPr>
+          <w:rFonts w:ascii="Garamond" w:hAnsi="Garamond" w:eastAsia="Garamond" w:cs="Garamond"/>
+          <w:b w:val="0"/>
+          <w:bCs w:val="0"/>
+          <w:sz w:val="28"/>
+          <w:szCs w:val="28"/>
+          <w:highlight w:val="none"/>
+        </w:rPr>
+      </w:r>
+      <w:r>
+        <w:rPr>
+          <w:rFonts w:ascii="Garamond" w:hAnsi="Garamond" w:eastAsia="Garamond" w:cs="Garamond"/>
+          <w:b w:val="0"/>
+          <w:bCs w:val="0"/>
+          <w:sz w:val="28"/>
+          <w:szCs w:val="28"/>
+          <w:highlight w:val="none"/>
+        </w:rPr>
+      </w:r>
+      <w:r>
+        <w:rPr>
+          <w:rFonts w:ascii="Garamond" w:hAnsi="Garamond" w:eastAsia="Garamond" w:cs="Garamond"/>
+          <w:b w:val="0"/>
+          <w:bCs w:val="0"/>
+          <w:sz w:val="28"/>
+          <w:szCs w:val="28"/>
+          <w:highlight w:val="none"/>
         </w:rPr>
       </w:r>
     </w:p>
@@ -3018,34 +3160,41 @@
         <w:jc w:val="both"/>
         <w:rPr>
           <w:rFonts w:ascii="Garamond" w:hAnsi="Garamond" w:eastAsia="Garamond" w:cs="Garamond"/>
-          <w:color w:val="000000"/>
-          <w:sz w:val="28"/>
-          <w:szCs w:val="28"/>
-        </w:rPr>
-      </w:pPr>
-      <w:r>
-        <w:rPr>
-          <w:rFonts w:ascii="Garamond" w:hAnsi="Garamond" w:eastAsia="Garamond" w:cs="Garamond"/>
-          <w:color w:val="000000"/>
-          <w:sz w:val="28"/>
-          <w:szCs w:val="28"/>
-        </w:rPr>
-        <w:t xml:space="preserve">Le frontend est la partie visible du système, avec laquelle les utilisateurs interagissent dans leur navigateur. Notre choix s'est porté sur React, associé à TypeScript. Parmi les alternatives Vue.js et Angular, plusieurs critères ont guidé notre décision.</w:t>
-      </w:r>
-      <w:r>
-        <w:rPr>
-          <w:rFonts w:ascii="Garamond" w:hAnsi="Garamond" w:eastAsia="Garamond" w:cs="Garamond"/>
-          <w:color w:val="000000"/>
-          <w:sz w:val="28"/>
-          <w:szCs w:val="28"/>
-        </w:rPr>
-      </w:r>
-      <w:r>
-        <w:rPr>
-          <w:rFonts w:ascii="Garamond" w:hAnsi="Garamond" w:eastAsia="Garamond" w:cs="Garamond"/>
-          <w:color w:val="000000"/>
-          <w:sz w:val="28"/>
-          <w:szCs w:val="28"/>
+          <w:b w:val="0"/>
+          <w:bCs w:val="0"/>
+          <w:sz w:val="28"/>
+          <w:szCs w:val="28"/>
+          <w:highlight w:val="none"/>
+        </w:rPr>
+      </w:pPr>
+      <w:r>
+        <w:rPr>
+          <w:rFonts w:ascii="Garamond" w:hAnsi="Garamond" w:eastAsia="Garamond" w:cs="Garamond"/>
+          <w:b w:val="0"/>
+          <w:bCs w:val="0"/>
+          <w:sz w:val="28"/>
+          <w:szCs w:val="28"/>
+          <w:highlight w:val="none"/>
+        </w:rPr>
+      </w:r>
+      <w:r>
+        <w:rPr>
+          <w:rFonts w:ascii="Garamond" w:hAnsi="Garamond" w:eastAsia="Garamond" w:cs="Garamond"/>
+          <w:b w:val="0"/>
+          <w:bCs w:val="0"/>
+          <w:sz w:val="28"/>
+          <w:szCs w:val="28"/>
+          <w:highlight w:val="none"/>
+        </w:rPr>
+      </w:r>
+      <w:r>
+        <w:rPr>
+          <w:rFonts w:ascii="Garamond" w:hAnsi="Garamond" w:eastAsia="Garamond" w:cs="Garamond"/>
+          <w:b w:val="0"/>
+          <w:bCs w:val="0"/>
+          <w:sz w:val="28"/>
+          <w:szCs w:val="28"/>
+          <w:highlight w:val="none"/>
         </w:rPr>
       </w:r>
     </w:p>
@@ -3062,115 +3211,31 @@
         <w:jc w:val="both"/>
         <w:rPr>
           <w:rFonts w:ascii="Garamond" w:hAnsi="Garamond" w:eastAsia="Garamond" w:cs="Garamond"/>
-          <w:color w:val="000000"/>
-          <w:sz w:val="28"/>
-          <w:szCs w:val="28"/>
-        </w:rPr>
-      </w:pPr>
-      <w:r>
-        <w:rPr>
-          <w:rFonts w:ascii="Garamond" w:hAnsi="Garamond" w:eastAsia="Garamond" w:cs="Garamond"/>
-          <w:color w:val="000000"/>
-          <w:sz w:val="28"/>
-          <w:szCs w:val="28"/>
-        </w:rPr>
-        <w:t xml:space="preserve">A</w:t>
-      </w:r>
-      <w:r>
-        <w:rPr>
-          <w:rFonts w:ascii="Garamond" w:hAnsi="Garamond" w:eastAsia="Garamond" w:cs="Garamond"/>
-          <w:color w:val="000000"/>
-          <w:sz w:val="28"/>
-          <w:szCs w:val="28"/>
-        </w:rPr>
-        <w:t xml:space="preserve">ngular est un framework complet et très structuré, mais sa courbe d'apprentissage est plus raide et sa complexité le rend davantage adapté aux grandes équipes travaillant sur des applications d'envergure. Vue.js, quant à lui, est plus accessible et plus lé</w:t>
-      </w:r>
-      <w:r>
-        <w:rPr>
-          <w:rFonts w:ascii="Garamond" w:hAnsi="Garamond" w:eastAsia="Garamond" w:cs="Garamond"/>
-          <w:color w:val="000000"/>
-          <w:sz w:val="28"/>
-          <w:szCs w:val="28"/>
-        </w:rPr>
-        <w:t xml:space="preserve">ger, mais son écosystème, bien que riche, reste moins étendu que celui de React. </w:t>
-      </w:r>
-      <w:r>
-        <w:rPr>
-          <w:rFonts w:ascii="Garamond" w:hAnsi="Garamond" w:eastAsia="Garamond" w:cs="Garamond"/>
-          <w:color w:val="000000"/>
-          <w:sz w:val="28"/>
-          <w:szCs w:val="28"/>
-        </w:rPr>
-        <w:t xml:space="preserve">R</w:t>
-      </w:r>
-      <w:r>
-        <w:rPr>
-          <w:rFonts w:ascii="Garamond" w:hAnsi="Garamond" w:eastAsia="Garamond" w:cs="Garamond"/>
-          <w:color w:val="000000"/>
-          <w:sz w:val="28"/>
-          <w:szCs w:val="28"/>
-        </w:rPr>
-        <w:t xml:space="preserve">eact se distingue par plusieurs atouts. D'abord, sa flexibilité : contrairement à Angular qui impose une structure rigide, React laisse au développeur la liberté d'organiser son projet comme il l'entend, ce qui est appréciable dans un contexte de stage où </w:t>
-      </w:r>
-      <w:r>
-        <w:rPr>
-          <w:rFonts w:ascii="Garamond" w:hAnsi="Garamond" w:eastAsia="Garamond" w:cs="Garamond"/>
-          <w:color w:val="000000"/>
-          <w:sz w:val="28"/>
-          <w:szCs w:val="28"/>
-        </w:rPr>
-        <w:t xml:space="preserve">l</w:t>
-      </w:r>
-      <w:r>
-        <w:rPr>
-          <w:rFonts w:ascii="Garamond" w:hAnsi="Garamond" w:eastAsia="Garamond" w:cs="Garamond"/>
-          <w:color w:val="000000"/>
-          <w:sz w:val="28"/>
-          <w:szCs w:val="28"/>
-        </w:rPr>
-        <w:t xml:space="preserve">es besoins peuvent évoluer. Ensuite, React bénéficie de l'écosystème le plus riche et le plus mature, avec une multitude de bibliothèques complémentaires et une communauté très active, ce qui facilite grandement la recherche de solutions aux problèmes renc</w:t>
-      </w:r>
-      <w:r>
-        <w:rPr>
-          <w:rFonts w:ascii="Garamond" w:hAnsi="Garamond" w:eastAsia="Garamond" w:cs="Garamond"/>
-          <w:color w:val="000000"/>
-          <w:sz w:val="28"/>
-          <w:szCs w:val="28"/>
-        </w:rPr>
-        <w:t xml:space="preserve">o</w:t>
-      </w:r>
-      <w:r>
-        <w:rPr>
-          <w:rFonts w:ascii="Garamond" w:hAnsi="Garamond" w:eastAsia="Garamond" w:cs="Garamond"/>
-          <w:color w:val="000000"/>
-          <w:sz w:val="28"/>
-          <w:szCs w:val="28"/>
-        </w:rPr>
-        <w:t xml:space="preserve">ntrés. Enfin, l'approche de React repose sur un flux de données unidirectionnel, qui rend le comportement de l'application plus prévisible et plus facile à déboguer. L'ajout de TypeScript apporte un typage statique qui réduit les erreurs de développement e</w:t>
-      </w:r>
-      <w:r>
-        <w:rPr>
-          <w:rFonts w:ascii="Garamond" w:hAnsi="Garamond" w:eastAsia="Garamond" w:cs="Garamond"/>
-          <w:color w:val="000000"/>
-          <w:sz w:val="28"/>
-          <w:szCs w:val="28"/>
-        </w:rPr>
-        <w:t xml:space="preserve">t améliore la maintenabilité du code.</w:t>
-      </w:r>
-      <w:r>
-        <w:rPr>
-          <w:rFonts w:ascii="Garamond" w:hAnsi="Garamond" w:eastAsia="Garamond" w:cs="Garamond"/>
-          <w:color w:val="000000"/>
-          <w:sz w:val="28"/>
-          <w:szCs w:val="28"/>
-        </w:rPr>
-      </w:r>
-      <w:r>
-        <w:rPr>
-          <w:rFonts w:ascii="Garamond" w:hAnsi="Garamond" w:eastAsia="Garamond" w:cs="Garamond"/>
-          <w:color w:val="000000"/>
-          <w:sz w:val="28"/>
-          <w:szCs w:val="28"/>
+          <w:b w:val="0"/>
+          <w:bCs w:val="0"/>
+          <w:sz w:val="28"/>
+          <w:szCs w:val="28"/>
+          <w:highlight w:val="none"/>
+        </w:rPr>
+      </w:pPr>
+      <w:r>
+        <w:rPr>
+          <w:rFonts w:ascii="Garamond" w:hAnsi="Garamond" w:eastAsia="Garamond" w:cs="Garamond"/>
+          <w:b w:val="0"/>
+          <w:bCs w:val="0"/>
+          <w:sz w:val="28"/>
+          <w:szCs w:val="28"/>
+          <w:highlight w:val="none"/>
+        </w:rPr>
+      </w:r>
+      <w:r>
+        <w:rPr>
+          <w:rFonts w:ascii="Garamond" w:hAnsi="Garamond" w:eastAsia="Garamond" w:cs="Garamond"/>
+          <w:b w:val="0"/>
+          <w:bCs w:val="0"/>
+          <w:sz w:val="28"/>
+          <w:szCs w:val="28"/>
+          <w:highlight w:val="none"/>
         </w:rPr>
       </w:r>
     </w:p>
@@ -3188,17 +3253,27 @@
         <w:rPr>
           <w:rFonts w:ascii="Garamond" w:hAnsi="Garamond" w:eastAsia="Garamond" w:cs="Garamond"/>
           <w:color w:val="000000"/>
-          <w:sz w:val="28"/>
-          <w:szCs w:val="28"/>
+          <w:sz w:val="32"/>
+          <w:szCs w:val="32"/>
           <w:highlight w:val="none"/>
         </w:rPr>
       </w:pPr>
       <w:r>
         <w:rPr>
           <w:rFonts w:ascii="Garamond" w:hAnsi="Garamond" w:eastAsia="Garamond" w:cs="Garamond"/>
+          <w:b/>
           <w:color w:val="000000"/>
-          <w:sz w:val="28"/>
-          <w:szCs w:val="28"/>
+          <w:sz w:val="32"/>
+          <w:szCs w:val="32"/>
+        </w:rPr>
+        <w:t xml:space="preserve">Frontend</w:t>
+      </w:r>
+      <w:r>
+        <w:rPr>
+          <w:rFonts w:ascii="Garamond" w:hAnsi="Garamond" w:eastAsia="Garamond" w:cs="Garamond"/>
+          <w:color w:val="000000"/>
+          <w:sz w:val="32"/>
+          <w:szCs w:val="32"/>
           <w:highlight w:val="none"/>
         </w:rPr>
       </w:r>
@@ -3206,146 +3281,9 @@
         <w:rPr>
           <w:rFonts w:ascii="Garamond" w:hAnsi="Garamond" w:eastAsia="Garamond" w:cs="Garamond"/>
           <w:color w:val="000000"/>
-          <w:sz w:val="28"/>
-          <w:szCs w:val="28"/>
+          <w:sz w:val="32"/>
+          <w:szCs w:val="32"/>
           <w:highlight w:val="none"/>
-        </w:rPr>
-      </w:r>
-      <w:r>
-        <w:rPr>
-          <w:rFonts w:ascii="Garamond" w:hAnsi="Garamond" w:eastAsia="Garamond" w:cs="Garamond"/>
-          <w:color w:val="000000"/>
-          <w:sz w:val="28"/>
-          <w:szCs w:val="28"/>
-          <w:highlight w:val="none"/>
-        </w:rPr>
-      </w:r>
-    </w:p>
-    <w:p>
-      <w:pPr>
-        <w:pBdr/>
-        <w:spacing w:line="360" w:lineRule="auto"/>
-        <w:ind/>
-        <w:jc w:val="both"/>
-        <w:rPr>
-          <w:rFonts w:ascii="Garamond" w:hAnsi="Garamond" w:cs="Garamond"/>
-          <w:b/>
-          <w:bCs/>
-          <w:sz w:val="28"/>
-          <w:szCs w:val="28"/>
-        </w:rPr>
-      </w:pPr>
-      <w:r>
-        <w:rPr>
-          <w:rFonts w:ascii="Garamond" w:hAnsi="Garamond" w:eastAsia="Garamond" w:cs="Garamond"/>
-          <w:b/>
-          <w:bCs/>
-          <w:sz w:val="28"/>
-          <w:szCs w:val="28"/>
-        </w:rPr>
-        <w:t xml:space="preserve">Mise en forme visuelle.</w:t>
-      </w:r>
-      <w:r>
-        <w:rPr>
-          <w:rFonts w:ascii="Garamond" w:hAnsi="Garamond" w:cs="Garamond"/>
-          <w:b/>
-          <w:bCs/>
-          <w:sz w:val="28"/>
-          <w:szCs w:val="28"/>
-        </w:rPr>
-      </w:r>
-      <w:r>
-        <w:rPr>
-          <w:rFonts w:ascii="Garamond" w:hAnsi="Garamond" w:cs="Garamond"/>
-          <w:b/>
-          <w:bCs/>
-          <w:sz w:val="28"/>
-          <w:szCs w:val="28"/>
-        </w:rPr>
-      </w:r>
-    </w:p>
-    <w:p>
-      <w:pPr>
-        <w:pBdr/>
-        <w:spacing w:line="360" w:lineRule="auto"/>
-        <w:ind/>
-        <w:jc w:val="both"/>
-        <w:rPr>
-          <w:rFonts w:ascii="Garamond" w:hAnsi="Garamond" w:cs="Garamond"/>
-          <w:sz w:val="28"/>
-          <w:szCs w:val="28"/>
-        </w:rPr>
-      </w:pPr>
-      <w:r>
-        <w:rPr>
-          <w:rFonts w:ascii="Garamond" w:hAnsi="Garamond" w:eastAsia="Garamond" w:cs="Garamond"/>
-          <w:sz w:val="28"/>
-          <w:szCs w:val="28"/>
-        </w:rPr>
-      </w:r>
-      <w:r>
-        <w:rPr>
-          <w:rFonts w:ascii="Garamond" w:hAnsi="Garamond" w:cs="Garamond"/>
-          <w:sz w:val="28"/>
-          <w:szCs w:val="28"/>
-        </w:rPr>
-      </w:r>
-      <w:r>
-        <w:rPr>
-          <w:rFonts w:ascii="Garamond" w:hAnsi="Garamond" w:cs="Garamond"/>
-          <w:sz w:val="28"/>
-          <w:szCs w:val="28"/>
-        </w:rPr>
-      </w:r>
-    </w:p>
-    <w:p>
-      <w:pPr>
-        <w:pBdr/>
-        <w:spacing w:line="360" w:lineRule="auto"/>
-        <w:ind/>
-        <w:jc w:val="both"/>
-        <w:rPr>
-          <w:rFonts w:ascii="Garamond" w:hAnsi="Garamond" w:cs="Garamond"/>
-          <w:sz w:val="28"/>
-          <w:szCs w:val="28"/>
-        </w:rPr>
-      </w:pPr>
-      <w:r>
-        <w:rPr>
-          <w:rFonts w:ascii="Garamond" w:hAnsi="Garamond" w:eastAsia="Garamond" w:cs="Garamond"/>
-          <w:sz w:val="28"/>
-          <w:szCs w:val="28"/>
-        </w:rPr>
-        <w:t xml:space="preserve">P</w:t>
-      </w:r>
-      <w:r>
-        <w:rPr>
-          <w:rFonts w:ascii="Garamond" w:hAnsi="Garamond" w:eastAsia="Garamond" w:cs="Garamond"/>
-          <w:sz w:val="28"/>
-          <w:szCs w:val="28"/>
-        </w:rPr>
-        <w:t xml:space="preserve">our la mise en forme des interfaces, nous avons choisi Tailwind CSS. Cette bibliothèque propose des classes utilitaires que l'on intègre directement dans le code React, évitant ainsi la multiplication des fichiers CSS séparés. Cette approche accélère le dé</w:t>
-      </w:r>
-      <w:r>
-        <w:rPr>
-          <w:rFonts w:ascii="Garamond" w:hAnsi="Garamond" w:eastAsia="Garamond" w:cs="Garamond"/>
-          <w:sz w:val="28"/>
-          <w:szCs w:val="28"/>
-        </w:rPr>
-        <w:t xml:space="preserve">veloppement et facilite la maintenance, car le style d'un composant est visible au même endroit que sa structure.</w:t>
-      </w:r>
-      <w:r>
-        <w:rPr>
-          <w:rFonts w:ascii="Garamond" w:hAnsi="Garamond" w:cs="Garamond"/>
-          <w:sz w:val="28"/>
-          <w:szCs w:val="28"/>
-        </w:rPr>
-      </w:r>
-      <w:r>
-        <w:rPr>
-          <w:rFonts w:ascii="Garamond" w:hAnsi="Garamond" w:cs="Garamond"/>
-          <w:sz w:val="28"/>
-          <w:szCs w:val="28"/>
         </w:rPr>
       </w:r>
     </w:p>
@@ -3361,31 +3299,35 @@
         <w:ind w:right="0" w:firstLine="0" w:left="0"/>
         <w:jc w:val="both"/>
         <w:rPr>
-          <w:rFonts w:ascii="Garamond" w:hAnsi="Garamond" w:cs="Garamond"/>
-          <w:sz w:val="32"/>
-          <w:szCs w:val="32"/>
-        </w:rPr>
-      </w:pPr>
-      <w:r>
-        <w:rPr>
-          <w:rFonts w:ascii="Garamond" w:hAnsi="Garamond" w:eastAsia="Garamond" w:cs="Garamond"/>
-          <w:sz w:val="32"/>
-          <w:szCs w:val="32"/>
+          <w:rFonts w:ascii="Garamond" w:hAnsi="Garamond" w:eastAsia="Garamond" w:cs="Garamond"/>
+          <w:color w:val="000000"/>
+          <w:sz w:val="28"/>
+          <w:szCs w:val="28"/>
+        </w:rPr>
+      </w:pPr>
+      <w:r>
+        <w:rPr>
+          <w:rFonts w:ascii="Garamond" w:hAnsi="Garamond" w:eastAsia="Garamond" w:cs="Garamond"/>
+          <w:color w:val="000000"/>
+          <w:sz w:val="28"/>
+          <w:szCs w:val="28"/>
           <w:highlight w:val="none"/>
         </w:rPr>
       </w:r>
       <w:r>
         <w:rPr>
-          <w:rFonts w:ascii="Garamond" w:hAnsi="Garamond" w:cs="Garamond"/>
-          <w:sz w:val="32"/>
-          <w:szCs w:val="32"/>
-        </w:rPr>
-      </w:r>
-      <w:r>
-        <w:rPr>
-          <w:rFonts w:ascii="Garamond" w:hAnsi="Garamond" w:cs="Garamond"/>
-          <w:sz w:val="32"/>
-          <w:szCs w:val="32"/>
+          <w:rFonts w:ascii="Garamond" w:hAnsi="Garamond" w:eastAsia="Garamond" w:cs="Garamond"/>
+          <w:color w:val="000000"/>
+          <w:sz w:val="28"/>
+          <w:szCs w:val="28"/>
+        </w:rPr>
+      </w:r>
+      <w:r>
+        <w:rPr>
+          <w:rFonts w:ascii="Garamond" w:hAnsi="Garamond" w:eastAsia="Garamond" w:cs="Garamond"/>
+          <w:color w:val="000000"/>
+          <w:sz w:val="28"/>
+          <w:szCs w:val="28"/>
         </w:rPr>
       </w:r>
     </w:p>
@@ -3402,44 +3344,34 @@
         <w:jc w:val="both"/>
         <w:rPr>
           <w:rFonts w:ascii="Garamond" w:hAnsi="Garamond" w:eastAsia="Garamond" w:cs="Garamond"/>
-          <w:b/>
-          <w:bCs/>
           <w:color w:val="000000"/>
-          <w:sz w:val="32"/>
-          <w:szCs w:val="32"/>
-          <w:highlight w:val="none"/>
-        </w:rPr>
-      </w:pPr>
-      <w:r>
-        <w:rPr>
-          <w:rFonts w:ascii="Garamond" w:hAnsi="Garamond" w:eastAsia="Garamond" w:cs="Garamond"/>
-          <w:b/>
+          <w:sz w:val="28"/>
+          <w:szCs w:val="28"/>
+        </w:rPr>
+      </w:pPr>
+      <w:r>
+        <w:rPr>
+          <w:rFonts w:ascii="Garamond" w:hAnsi="Garamond" w:eastAsia="Garamond" w:cs="Garamond"/>
           <w:color w:val="000000"/>
-          <w:sz w:val="32"/>
-          <w:szCs w:val="32"/>
-        </w:rPr>
-        <w:t xml:space="preserve">Protocole frontend-backend</w:t>
-      </w:r>
-      <w:r>
-        <w:rPr>
-          <w:rFonts w:ascii="Garamond" w:hAnsi="Garamond" w:eastAsia="Garamond" w:cs="Garamond"/>
-          <w:b/>
-          <w:bCs/>
+          <w:sz w:val="28"/>
+          <w:szCs w:val="28"/>
+        </w:rPr>
+        <w:t xml:space="preserve">Le frontend est la partie visible du système, avec laquelle les utilisateurs interagissent dans leur navigateur. Notre choix s'est porté sur React, associé à TypeScript. Parmi les alternatives Vue.js et Angular, plusieurs critères ont guidé notre décision.</w:t>
+      </w:r>
+      <w:r>
+        <w:rPr>
+          <w:rFonts w:ascii="Garamond" w:hAnsi="Garamond" w:eastAsia="Garamond" w:cs="Garamond"/>
           <w:color w:val="000000"/>
-          <w:sz w:val="32"/>
-          <w:szCs w:val="32"/>
-          <w:highlight w:val="none"/>
-        </w:rPr>
-      </w:r>
-      <w:r>
-        <w:rPr>
-          <w:rFonts w:ascii="Garamond" w:hAnsi="Garamond" w:eastAsia="Garamond" w:cs="Garamond"/>
-          <w:b/>
-          <w:bCs/>
+          <w:sz w:val="28"/>
+          <w:szCs w:val="28"/>
+        </w:rPr>
+      </w:r>
+      <w:r>
+        <w:rPr>
+          <w:rFonts w:ascii="Garamond" w:hAnsi="Garamond" w:eastAsia="Garamond" w:cs="Garamond"/>
           <w:color w:val="000000"/>
-          <w:sz w:val="32"/>
-          <w:szCs w:val="32"/>
-          <w:highlight w:val="none"/>
+          <w:sz w:val="28"/>
+          <w:szCs w:val="28"/>
         </w:rPr>
       </w:r>
     </w:p>
@@ -3456,41 +3388,115 @@
         <w:jc w:val="both"/>
         <w:rPr>
           <w:rFonts w:ascii="Garamond" w:hAnsi="Garamond" w:eastAsia="Garamond" w:cs="Garamond"/>
-          <w:b/>
-          <w:bCs/>
           <w:color w:val="000000"/>
-          <w:sz w:val="32"/>
-          <w:szCs w:val="32"/>
-        </w:rPr>
-      </w:pPr>
-      <w:r>
-        <w:rPr>
-          <w:rFonts w:ascii="Garamond" w:hAnsi="Garamond" w:eastAsia="Garamond" w:cs="Garamond"/>
-          <w:b/>
+          <w:sz w:val="28"/>
+          <w:szCs w:val="28"/>
+        </w:rPr>
+      </w:pPr>
+      <w:r>
+        <w:rPr>
+          <w:rFonts w:ascii="Garamond" w:hAnsi="Garamond" w:eastAsia="Garamond" w:cs="Garamond"/>
           <w:color w:val="000000"/>
-          <w:sz w:val="32"/>
-          <w:szCs w:val="32"/>
-          <w:highlight w:val="none"/>
-        </w:rPr>
-      </w:r>
-      <w:r>
-        <w:rPr>
-          <w:rFonts w:ascii="Garamond" w:hAnsi="Garamond" w:eastAsia="Garamond" w:cs="Garamond"/>
-          <w:b/>
-          <w:bCs/>
+          <w:sz w:val="28"/>
+          <w:szCs w:val="28"/>
+        </w:rPr>
+        <w:t xml:space="preserve">A</w:t>
+      </w:r>
+      <w:r>
+        <w:rPr>
+          <w:rFonts w:ascii="Garamond" w:hAnsi="Garamond" w:eastAsia="Garamond" w:cs="Garamond"/>
           <w:color w:val="000000"/>
-          <w:sz w:val="32"/>
-          <w:szCs w:val="32"/>
-        </w:rPr>
-      </w:r>
-      <w:r>
-        <w:rPr>
-          <w:rFonts w:ascii="Garamond" w:hAnsi="Garamond" w:eastAsia="Garamond" w:cs="Garamond"/>
-          <w:b/>
-          <w:bCs/>
+          <w:sz w:val="28"/>
+          <w:szCs w:val="28"/>
+        </w:rPr>
+        <w:t xml:space="preserve">ngular est un framework complet et très structuré, mais sa courbe d'apprentissage est plus raide et sa complexité le rend davantage adapté aux grandes équipes travaillant sur des applications d'envergure. Vue.js, quant à lui, est plus accessible et plus lé</w:t>
+      </w:r>
+      <w:r>
+        <w:rPr>
+          <w:rFonts w:ascii="Garamond" w:hAnsi="Garamond" w:eastAsia="Garamond" w:cs="Garamond"/>
           <w:color w:val="000000"/>
-          <w:sz w:val="32"/>
-          <w:szCs w:val="32"/>
+          <w:sz w:val="28"/>
+          <w:szCs w:val="28"/>
+        </w:rPr>
+        <w:t xml:space="preserve">ger, mais son écosystème, bien que riche, reste moins étendu que celui de React. </w:t>
+      </w:r>
+      <w:r>
+        <w:rPr>
+          <w:rFonts w:ascii="Garamond" w:hAnsi="Garamond" w:eastAsia="Garamond" w:cs="Garamond"/>
+          <w:color w:val="000000"/>
+          <w:sz w:val="28"/>
+          <w:szCs w:val="28"/>
+        </w:rPr>
+        <w:t xml:space="preserve">R</w:t>
+      </w:r>
+      <w:r>
+        <w:rPr>
+          <w:rFonts w:ascii="Garamond" w:hAnsi="Garamond" w:eastAsia="Garamond" w:cs="Garamond"/>
+          <w:color w:val="000000"/>
+          <w:sz w:val="28"/>
+          <w:szCs w:val="28"/>
+        </w:rPr>
+        <w:t xml:space="preserve">eact se distingue par plusieurs atouts. D'abord, sa flexibilité : contrairement à Angular qui impose une structure rigide, React laisse au développeur la liberté d'organiser son projet comme il l'entend, ce qui est appréciable dans un contexte de stage où </w:t>
+      </w:r>
+      <w:r>
+        <w:rPr>
+          <w:rFonts w:ascii="Garamond" w:hAnsi="Garamond" w:eastAsia="Garamond" w:cs="Garamond"/>
+          <w:color w:val="000000"/>
+          <w:sz w:val="28"/>
+          <w:szCs w:val="28"/>
+        </w:rPr>
+        <w:t xml:space="preserve">l</w:t>
+      </w:r>
+      <w:r>
+        <w:rPr>
+          <w:rFonts w:ascii="Garamond" w:hAnsi="Garamond" w:eastAsia="Garamond" w:cs="Garamond"/>
+          <w:color w:val="000000"/>
+          <w:sz w:val="28"/>
+          <w:szCs w:val="28"/>
+        </w:rPr>
+        <w:t xml:space="preserve">es besoins peuvent évoluer. Ensuite, React bénéficie de l'écosystème le plus riche et le plus mature, avec une multitude de bibliothèques complémentaires et une communauté très active, ce qui facilite grandement la recherche de solutions aux problèmes renc</w:t>
+      </w:r>
+      <w:r>
+        <w:rPr>
+          <w:rFonts w:ascii="Garamond" w:hAnsi="Garamond" w:eastAsia="Garamond" w:cs="Garamond"/>
+          <w:color w:val="000000"/>
+          <w:sz w:val="28"/>
+          <w:szCs w:val="28"/>
+        </w:rPr>
+        <w:t xml:space="preserve">o</w:t>
+      </w:r>
+      <w:r>
+        <w:rPr>
+          <w:rFonts w:ascii="Garamond" w:hAnsi="Garamond" w:eastAsia="Garamond" w:cs="Garamond"/>
+          <w:color w:val="000000"/>
+          <w:sz w:val="28"/>
+          <w:szCs w:val="28"/>
+        </w:rPr>
+        <w:t xml:space="preserve">ntrés. Enfin, l'approche de React repose sur un flux de données unidirectionnel, qui rend le comportement de l'application plus prévisible et plus facile à déboguer. L'ajout de TypeScript apporte un typage statique qui réduit les erreurs de développement e</w:t>
+      </w:r>
+      <w:r>
+        <w:rPr>
+          <w:rFonts w:ascii="Garamond" w:hAnsi="Garamond" w:eastAsia="Garamond" w:cs="Garamond"/>
+          <w:color w:val="000000"/>
+          <w:sz w:val="28"/>
+          <w:szCs w:val="28"/>
+        </w:rPr>
+        <w:t xml:space="preserve">t améliore la maintenabilité du code.</w:t>
+      </w:r>
+      <w:r>
+        <w:rPr>
+          <w:rFonts w:ascii="Garamond" w:hAnsi="Garamond" w:eastAsia="Garamond" w:cs="Garamond"/>
+          <w:color w:val="000000"/>
+          <w:sz w:val="28"/>
+          <w:szCs w:val="28"/>
+        </w:rPr>
+      </w:r>
+      <w:r>
+        <w:rPr>
+          <w:rFonts w:ascii="Garamond" w:hAnsi="Garamond" w:eastAsia="Garamond" w:cs="Garamond"/>
+          <w:color w:val="000000"/>
+          <w:sz w:val="28"/>
+          <w:szCs w:val="28"/>
         </w:rPr>
       </w:r>
     </w:p>
@@ -3507,6 +3513,7 @@
         <w:jc w:val="both"/>
         <w:rPr>
           <w:rFonts w:ascii="Garamond" w:hAnsi="Garamond" w:eastAsia="Garamond" w:cs="Garamond"/>
+          <w:color w:val="000000"/>
           <w:sz w:val="28"/>
           <w:szCs w:val="28"/>
           <w:highlight w:val="none"/>
@@ -3515,60 +3522,457 @@
       <w:r>
         <w:rPr>
           <w:rFonts w:ascii="Garamond" w:hAnsi="Garamond" w:eastAsia="Garamond" w:cs="Garamond"/>
+          <w:color w:val="000000"/>
+          <w:sz w:val="28"/>
+          <w:szCs w:val="28"/>
+          <w:highlight w:val="none"/>
+        </w:rPr>
+      </w:r>
+      <w:r>
+        <w:rPr>
+          <w:rFonts w:ascii="Garamond" w:hAnsi="Garamond" w:eastAsia="Garamond" w:cs="Garamond"/>
+          <w:color w:val="000000"/>
+          <w:sz w:val="28"/>
+          <w:szCs w:val="28"/>
+          <w:highlight w:val="none"/>
+        </w:rPr>
+        <mc:AlternateContent>
+          <mc:Choice Requires="wpg">
+            <w:drawing>
+              <wp:anchor xmlns:wp="http://schemas.openxmlformats.org/drawingml/2006/wordprocessingDrawing" xmlns:wp14="http://schemas.microsoft.com/office/word/2010/wordprocessingDrawing" distT="0" distB="0" distL="115200" distR="115200" simplePos="0" relativeHeight="5120" behindDoc="0" locked="0" layoutInCell="1" allowOverlap="1">
+                <wp:simplePos x="0" y="0"/>
+                <wp:positionH relativeFrom="column">
+                  <wp:posOffset>1924050</wp:posOffset>
+                </wp:positionH>
+                <wp:positionV relativeFrom="paragraph">
+                  <wp:posOffset>38100</wp:posOffset>
+                </wp:positionV>
+                <wp:extent cx="601050" cy="601050"/>
+                <wp:effectExtent l="0" t="0" r="0" b="0"/>
+                <wp:wrapTopAndBottom/>
+                <wp:docPr id="2" name=""/>
+                <wp:cNvGraphicFramePr>
+                  <a:graphicFrameLocks xmlns:a="http://schemas.openxmlformats.org/drawingml/2006/main" noChangeAspect="1"/>
+                </wp:cNvGraphicFramePr>
+                <a:graphic xmlns:a="http://schemas.openxmlformats.org/drawingml/2006/main">
+                  <a:graphicData uri="http://schemas.openxmlformats.org/drawingml/2006/picture">
+                    <pic:pic xmlns:pic="http://schemas.openxmlformats.org/drawingml/2006/picture">
+                      <pic:nvPicPr>
+                        <pic:cNvPr id="471355535" name=""/>
+                        <pic:cNvPicPr>
+                          <a:picLocks noChangeAspect="1"/>
+                        </pic:cNvPicPr>
+                        <pic:nvPr/>
+                      </pic:nvPicPr>
+                      <pic:blipFill rotWithShape="1">
+                        <a:blip r:embed="rId11">
+                          <a:extLst>
+                            <a:ext uri="{96DAC541-7B7A-43D3-8B79-37D633B846F1}">
+                              <asvg:svgBlip xmlns:asvg="http://schemas.microsoft.com/office/drawing/2016/SVG/main" r:embed="rId12"/>
+                            </a:ext>
+                          </a:extLst>
+                        </a:blip>
+                        <a:stretch/>
+                      </pic:blipFill>
+                      <pic:spPr bwMode="auto">
+                        <a:xfrm flipH="0" flipV="0">
+                          <a:off x="0" y="0"/>
+                          <a:ext cx="601049" cy="601049"/>
+                        </a:xfrm>
+                        <a:prstGeom prst="rect">
+                          <a:avLst/>
+                        </a:prstGeom>
+                      </pic:spPr>
+                    </pic:pic>
+                  </a:graphicData>
+                </a:graphic>
+              </wp:anchor>
+            </w:drawing>
+          </mc:Choice>
+          <mc:Fallback>
+            <w:pict>
+              <v:shapetype id="_x0000_t75" coordsize="21600,21600" o:spt="75" o:preferrelative="t" path="m@4@5l@4@11@9@11@9@5xe" filled="f" stroked="f">
+                <v:stroke joinstyle="miter"/>
+                <v:formulas>
+                  <v:f eqn="if lineDrawn pixelLineWidth 0"/>
+                  <v:f eqn="sum @0 1 0"/>
+                  <v:f eqn="sum 0 0 @1"/>
+                  <v:f eqn="prod @2 1 2"/>
+                  <v:f eqn="prod @3 21600 pixelWidth"/>
+                  <v:f eqn="prod @3 21600 pixelHeight"/>
+                  <v:f eqn="sum @0 0 1"/>
+                  <v:f eqn="prod @6 1 2"/>
+                  <v:f eqn="prod @7 21600 pixelWidth"/>
+                  <v:f eqn="sum @8 21600 0"/>
+                  <v:f eqn="prod @7 21600 pixelHeight"/>
+                  <v:f eqn="sum @10 21600 0"/>
+                </v:formulas>
+                <v:path o:extrusionok="f" gradientshapeok="t" o:connecttype="rect"/>
+                <o:lock v:ext="edit" aspectratio="t"/>
+              </v:shapetype>
+              <v:shape id="_x0000_i1" o:spid="_x0000_s1" type="#_x0000_t75" style="position:absolute;z-index:5120;o:allowoverlap:true;o:allowincell:true;mso-position-horizontal-relative:text;margin-left:151.50pt;mso-position-horizontal:absolute;mso-position-vertical-relative:text;margin-top:3.00pt;mso-position-vertical:absolute;width:47.33pt;height:47.33pt;mso-wrap-distance-left:9.07pt;mso-wrap-distance-top:0.00pt;mso-wrap-distance-right:9.07pt;mso-wrap-distance-bottom:0.00pt;z-index:1;" stroked="false">
+                <w10:wrap type="topAndBottom"/>
+                <v:imagedata r:id="rId11" o:title=""/>
+                <o:lock v:ext="edit" rotation="t"/>
+              </v:shape>
+            </w:pict>
+          </mc:Fallback>
+        </mc:AlternateContent>
+      </w:r>
+      <w:r>
+        <w:rPr>
+          <w:rFonts w:ascii="Garamond" w:hAnsi="Garamond" w:eastAsia="Garamond" w:cs="Garamond"/>
+          <w:color w:val="000000"/>
+          <w:sz w:val="28"/>
+          <w:szCs w:val="28"/>
+          <w:highlight w:val="none"/>
+        </w:rPr>
+        <mc:AlternateContent>
+          <mc:Choice Requires="wpg">
+            <w:drawing>
+              <wp:anchor xmlns:wp="http://schemas.openxmlformats.org/drawingml/2006/wordprocessingDrawing" xmlns:wp14="http://schemas.microsoft.com/office/word/2010/wordprocessingDrawing" distT="0" distB="0" distL="115200" distR="115200" simplePos="0" relativeHeight="6144" behindDoc="0" locked="0" layoutInCell="1" allowOverlap="1">
+                <wp:simplePos x="0" y="0"/>
+                <wp:positionH relativeFrom="column">
+                  <wp:posOffset>2795100</wp:posOffset>
+                </wp:positionH>
+                <wp:positionV relativeFrom="paragraph">
+                  <wp:posOffset>38100</wp:posOffset>
+                </wp:positionV>
+                <wp:extent cx="548100" cy="548100"/>
+                <wp:effectExtent l="0" t="0" r="0" b="0"/>
+                <wp:wrapTight wrapText="bothSides">
+                  <wp:wrapPolygon edited="1">
+                    <wp:start x="0" y="0"/>
+                    <wp:lineTo x="21600" y="0"/>
+                    <wp:lineTo x="21600" y="21600"/>
+                    <wp:lineTo x="0" y="21600"/>
+                  </wp:wrapPolygon>
+                </wp:wrapTight>
+                <wp:docPr id="3" name=""/>
+                <wp:cNvGraphicFramePr>
+                  <a:graphicFrameLocks xmlns:a="http://schemas.openxmlformats.org/drawingml/2006/main" noChangeAspect="1"/>
+                </wp:cNvGraphicFramePr>
+                <a:graphic xmlns:a="http://schemas.openxmlformats.org/drawingml/2006/main">
+                  <a:graphicData uri="http://schemas.openxmlformats.org/drawingml/2006/picture">
+                    <pic:pic xmlns:pic="http://schemas.openxmlformats.org/drawingml/2006/picture">
+                      <pic:nvPicPr>
+                        <pic:cNvPr id="847339799" name=""/>
+                        <pic:cNvPicPr>
+                          <a:picLocks noChangeAspect="1"/>
+                        </pic:cNvPicPr>
+                        <pic:nvPr/>
+                      </pic:nvPicPr>
+                      <pic:blipFill rotWithShape="1">
+                        <a:blip r:embed="rId13">
+                          <a:extLst>
+                            <a:ext uri="{96DAC541-7B7A-43D3-8B79-37D633B846F1}">
+                              <asvg:svgBlip xmlns:asvg="http://schemas.microsoft.com/office/drawing/2016/SVG/main" r:embed="rId14"/>
+                            </a:ext>
+                          </a:extLst>
+                        </a:blip>
+                        <a:stretch/>
+                      </pic:blipFill>
+                      <pic:spPr bwMode="auto">
+                        <a:xfrm flipH="0" flipV="0">
+                          <a:off x="0" y="0"/>
+                          <a:ext cx="548100" cy="548100"/>
+                        </a:xfrm>
+                        <a:prstGeom prst="rect">
+                          <a:avLst/>
+                        </a:prstGeom>
+                      </pic:spPr>
+                    </pic:pic>
+                  </a:graphicData>
+                </a:graphic>
+              </wp:anchor>
+            </w:drawing>
+          </mc:Choice>
+          <mc:Fallback>
+            <w:pict>
+              <v:shapetype id="_x0000_t75" coordsize="21600,21600" o:spt="75" o:preferrelative="t" path="m@4@5l@4@11@9@11@9@5xe" filled="f" stroked="f">
+                <v:stroke joinstyle="miter"/>
+                <v:formulas>
+                  <v:f eqn="if lineDrawn pixelLineWidth 0"/>
+                  <v:f eqn="sum @0 1 0"/>
+                  <v:f eqn="sum 0 0 @1"/>
+                  <v:f eqn="prod @2 1 2"/>
+                  <v:f eqn="prod @3 21600 pixelWidth"/>
+                  <v:f eqn="prod @3 21600 pixelHeight"/>
+                  <v:f eqn="sum @0 0 1"/>
+                  <v:f eqn="prod @6 1 2"/>
+                  <v:f eqn="prod @7 21600 pixelWidth"/>
+                  <v:f eqn="sum @8 21600 0"/>
+                  <v:f eqn="prod @7 21600 pixelHeight"/>
+                  <v:f eqn="sum @10 21600 0"/>
+                </v:formulas>
+                <v:path o:extrusionok="f" gradientshapeok="t" o:connecttype="rect"/>
+                <o:lock v:ext="edit" aspectratio="t"/>
+              </v:shapetype>
+              <v:shape id="_x0000_i2" o:spid="_x0000_s2" type="#_x0000_t75" style="position:absolute;z-index:6144;o:allowoverlap:true;o:allowincell:true;mso-position-horizontal-relative:text;margin-left:220.09pt;mso-position-horizontal:absolute;mso-position-vertical-relative:text;margin-top:3.00pt;mso-position-vertical:absolute;width:43.16pt;height:43.16pt;mso-wrap-distance-left:9.07pt;mso-wrap-distance-top:0.00pt;mso-wrap-distance-right:9.07pt;mso-wrap-distance-bottom:0.00pt;z-index:1;" wrapcoords="0 0 100000 0 100000 100000 0 100000" stroked="false">
+                <w10:wrap type="tight"/>
+                <v:imagedata r:id="rId13" o:title=""/>
+                <o:lock v:ext="edit" rotation="t"/>
+              </v:shape>
+            </w:pict>
+          </mc:Fallback>
+        </mc:AlternateContent>
+      </w:r>
+      <w:r>
+        <w:rPr>
+          <w:rFonts w:ascii="Garamond" w:hAnsi="Garamond" w:eastAsia="Garamond" w:cs="Garamond"/>
+          <w:color w:val="000000"/>
+          <w:sz w:val="28"/>
+          <w:szCs w:val="28"/>
+          <w:highlight w:val="none"/>
+        </w:rPr>
+      </w:r>
+      <w:r>
+        <w:rPr>
+          <w:rFonts w:ascii="Garamond" w:hAnsi="Garamond" w:eastAsia="Garamond" w:cs="Garamond"/>
+          <w:color w:val="000000"/>
+          <w:sz w:val="28"/>
+          <w:szCs w:val="28"/>
+          <w:highlight w:val="none"/>
+        </w:rPr>
+      </w:r>
+    </w:p>
+    <w:p>
+      <w:pPr>
+        <w:pBdr/>
+        <w:spacing w:line="360" w:lineRule="auto"/>
+        <w:ind/>
+        <w:jc w:val="both"/>
+        <w:rPr>
+          <w:rFonts w:ascii="Garamond" w:hAnsi="Garamond" w:cs="Garamond"/>
           <w:b/>
-          <w:color w:val="000000"/>
-          <w:sz w:val="28"/>
-          <w:szCs w:val="28"/>
-        </w:rPr>
-      </w:r>
-      <w:r>
-        <w:rPr>
-          <w:rFonts w:ascii="Garamond" w:hAnsi="Garamond" w:eastAsia="Garamond" w:cs="Garamond"/>
-          <w:color w:val="000000"/>
-          <w:sz w:val="28"/>
-          <w:szCs w:val="28"/>
-        </w:rPr>
-        <w:t xml:space="preserve">La communication entre Laravel et React est assurée par </w:t>
-      </w:r>
+          <w:bCs/>
+          <w:sz w:val="28"/>
+          <w:szCs w:val="28"/>
+        </w:rPr>
+      </w:pPr>
       <w:r>
         <w:rPr>
           <w:rFonts w:ascii="Garamond" w:hAnsi="Garamond" w:eastAsia="Garamond" w:cs="Garamond"/>
           <w:b/>
-          <w:color w:val="000000"/>
-          <w:sz w:val="28"/>
-          <w:szCs w:val="28"/>
-        </w:rPr>
-        <w:t xml:space="preserve">Inertia.js</w:t>
-      </w:r>
-      <w:r>
-        <w:rPr>
-          <w:rFonts w:ascii="Garamond" w:hAnsi="Garamond" w:eastAsia="Garamond" w:cs="Garamond"/>
-          <w:color w:val="000000"/>
-          <w:sz w:val="28"/>
-          <w:szCs w:val="28"/>
-        </w:rPr>
-        <w:t xml:space="preserve">, un protocole qui permet à Laravel de retourner des composants React directement depuis ses contrôleurs, sans qu'il soit nécessaire de mettre en place une API REST distincte. Cela simplifie considérablement l'architecture et réduit le volume de code à mai</w:t>
-      </w:r>
-      <w:r>
-        <w:rPr>
-          <w:rFonts w:ascii="Garamond" w:hAnsi="Garamond" w:eastAsia="Garamond" w:cs="Garamond"/>
-          <w:color w:val="000000"/>
-          <w:sz w:val="28"/>
-          <w:szCs w:val="28"/>
-        </w:rPr>
-        <w:t xml:space="preserve">ntenir.</w:t>
-      </w:r>
-      <w:r>
-        <w:rPr>
-          <w:rFonts w:ascii="Garamond" w:hAnsi="Garamond" w:eastAsia="Garamond" w:cs="Garamond"/>
+          <w:bCs/>
+          <w:sz w:val="28"/>
+          <w:szCs w:val="28"/>
+        </w:rPr>
+        <w:t xml:space="preserve">Mise en forme visuelle.</w:t>
+      </w:r>
+      <w:r>
+        <w:rPr>
+          <w:rFonts w:ascii="Garamond" w:hAnsi="Garamond" w:cs="Garamond"/>
+          <w:b/>
+          <w:bCs/>
+          <w:sz w:val="28"/>
+          <w:szCs w:val="28"/>
+        </w:rPr>
+      </w:r>
+      <w:r>
+        <w:rPr>
+          <w:rFonts w:ascii="Garamond" w:hAnsi="Garamond" w:cs="Garamond"/>
+          <w:b/>
+          <w:bCs/>
+          <w:sz w:val="28"/>
+          <w:szCs w:val="28"/>
+        </w:rPr>
+      </w:r>
+    </w:p>
+    <w:p>
+      <w:pPr>
+        <w:pBdr/>
+        <w:spacing w:line="360" w:lineRule="auto"/>
+        <w:ind/>
+        <w:jc w:val="both"/>
+        <w:rPr>
+          <w:rFonts w:ascii="Garamond" w:hAnsi="Garamond" w:cs="Garamond"/>
+          <w:sz w:val="28"/>
+          <w:szCs w:val="28"/>
+        </w:rPr>
+      </w:pPr>
+      <w:r>
+        <w:rPr>
+          <w:rFonts w:ascii="Garamond" w:hAnsi="Garamond" w:eastAsia="Garamond" w:cs="Garamond"/>
+          <w:sz w:val="28"/>
+          <w:szCs w:val="28"/>
+        </w:rPr>
+      </w:r>
+      <w:r>
+        <w:rPr>
+          <w:rFonts w:ascii="Garamond" w:hAnsi="Garamond" w:cs="Garamond"/>
+          <w:sz w:val="28"/>
+          <w:szCs w:val="28"/>
+        </w:rPr>
+      </w:r>
+      <w:r>
+        <w:rPr>
+          <w:rFonts w:ascii="Garamond" w:hAnsi="Garamond" w:cs="Garamond"/>
+          <w:sz w:val="28"/>
+          <w:szCs w:val="28"/>
+        </w:rPr>
+      </w:r>
+    </w:p>
+    <w:p>
+      <w:pPr>
+        <w:pBdr/>
+        <w:spacing w:line="360" w:lineRule="auto"/>
+        <w:ind/>
+        <w:jc w:val="both"/>
+        <w:rPr>
+          <w:rFonts w:ascii="Garamond" w:hAnsi="Garamond" w:cs="Garamond"/>
           <w:sz w:val="28"/>
           <w:szCs w:val="28"/>
           <w:highlight w:val="none"/>
         </w:rPr>
-      </w:r>
-      <w:r>
-        <w:rPr>
-          <w:rFonts w:ascii="Garamond" w:hAnsi="Garamond" w:eastAsia="Garamond" w:cs="Garamond"/>
+      </w:pPr>
+      <w:r>
+        <w:rPr>
+          <w:rFonts w:ascii="Garamond" w:hAnsi="Garamond" w:eastAsia="Garamond" w:cs="Garamond"/>
+          <w:sz w:val="28"/>
+          <w:szCs w:val="28"/>
+        </w:rPr>
+        <w:t xml:space="preserve">P</w:t>
+      </w:r>
+      <w:r>
+        <w:rPr>
+          <w:rFonts w:ascii="Garamond" w:hAnsi="Garamond" w:eastAsia="Garamond" w:cs="Garamond"/>
+          <w:sz w:val="28"/>
+          <w:szCs w:val="28"/>
+        </w:rPr>
+        <w:t xml:space="preserve">our la mise en forme des interfaces, nous avons choisi Tailwind CSS. Cette bibliothèque propose des classes utilitaires que l'on intègre directement dans le code React, évitant ainsi la multiplication des fichiers CSS séparés. Cette approche accélère le dé</w:t>
+      </w:r>
+      <w:r>
+        <w:rPr>
+          <w:rFonts w:ascii="Garamond" w:hAnsi="Garamond" w:eastAsia="Garamond" w:cs="Garamond"/>
+          <w:sz w:val="28"/>
+          <w:szCs w:val="28"/>
+        </w:rPr>
+        <w:t xml:space="preserve">veloppement et facilite la maintenance, car le style d'un composant est visible au même endroit que sa structure.</w:t>
+      </w:r>
+      <w:r>
+        <w:rPr>
+          <w:rFonts w:ascii="Garamond" w:hAnsi="Garamond" w:cs="Garamond"/>
+          <w:sz w:val="28"/>
+          <w:szCs w:val="28"/>
+        </w:rPr>
+      </w:r>
+      <w:r>
+        <w:rPr>
+          <w:rFonts w:ascii="Garamond" w:hAnsi="Garamond" w:cs="Garamond"/>
+          <w:sz w:val="28"/>
+          <w:szCs w:val="28"/>
+        </w:rPr>
+      </w:r>
+      <w:r>
+        <w:rPr>
+          <w:rFonts w:ascii="Garamond" w:hAnsi="Garamond" w:cs="Garamond"/>
+          <w:sz w:val="28"/>
+          <w:szCs w:val="28"/>
+          <w:highlight w:val="none"/>
+        </w:rPr>
+        <mc:AlternateContent>
+          <mc:Choice Requires="wpg">
+            <w:drawing>
+              <wp:anchor xmlns:wp="http://schemas.openxmlformats.org/drawingml/2006/wordprocessingDrawing" xmlns:wp14="http://schemas.microsoft.com/office/word/2010/wordprocessingDrawing" distT="0" distB="0" distL="115200" distR="115200" simplePos="0" relativeHeight="8192" behindDoc="0" locked="0" layoutInCell="1" allowOverlap="1">
+                <wp:simplePos x="0" y="0"/>
+                <wp:positionH relativeFrom="column">
+                  <wp:posOffset>1378880</wp:posOffset>
+                </wp:positionH>
+                <wp:positionV relativeFrom="paragraph">
+                  <wp:posOffset>2038350</wp:posOffset>
+                </wp:positionV>
+                <wp:extent cx="1277325" cy="620100"/>
+                <wp:effectExtent l="0" t="0" r="0" b="0"/>
+                <wp:wrapTopAndBottom/>
+                <wp:docPr id="4" name=""/>
+                <wp:cNvGraphicFramePr>
+                  <a:graphicFrameLocks xmlns:a="http://schemas.openxmlformats.org/drawingml/2006/main" noChangeAspect="1"/>
+                </wp:cNvGraphicFramePr>
+                <a:graphic xmlns:a="http://schemas.openxmlformats.org/drawingml/2006/main">
+                  <a:graphicData uri="http://schemas.openxmlformats.org/drawingml/2006/picture">
+                    <pic:pic xmlns:pic="http://schemas.openxmlformats.org/drawingml/2006/picture">
+                      <pic:nvPicPr>
+                        <pic:cNvPr id="121187134" name=""/>
+                        <pic:cNvPicPr>
+                          <a:picLocks noChangeAspect="1"/>
+                        </pic:cNvPicPr>
+                        <pic:nvPr/>
+                      </pic:nvPicPr>
+                      <pic:blipFill rotWithShape="1">
+                        <a:blip r:embed="rId15">
+                          <a:extLst>
+                            <a:ext uri="{96DAC541-7B7A-43D3-8B79-37D633B846F1}">
+                              <asvg:svgBlip xmlns:asvg="http://schemas.microsoft.com/office/drawing/2016/SVG/main" r:embed="rId16"/>
+                            </a:ext>
+                          </a:extLst>
+                        </a:blip>
+                        <a:stretch/>
+                      </pic:blipFill>
+                      <pic:spPr bwMode="auto">
+                        <a:xfrm flipH="0" flipV="0">
+                          <a:off x="0" y="0"/>
+                          <a:ext cx="1277324" cy="620099"/>
+                        </a:xfrm>
+                        <a:prstGeom prst="rect">
+                          <a:avLst/>
+                        </a:prstGeom>
+                      </pic:spPr>
+                    </pic:pic>
+                  </a:graphicData>
+                </a:graphic>
+              </wp:anchor>
+            </w:drawing>
+          </mc:Choice>
+          <mc:Fallback>
+            <w:pict>
+              <v:shapetype id="_x0000_t75" coordsize="21600,21600" o:spt="75" o:preferrelative="t" path="m@4@5l@4@11@9@11@9@5xe" filled="f" stroked="f">
+                <v:stroke joinstyle="miter"/>
+                <v:formulas>
+                  <v:f eqn="if lineDrawn pixelLineWidth 0"/>
+                  <v:f eqn="sum @0 1 0"/>
+                  <v:f eqn="sum 0 0 @1"/>
+                  <v:f eqn="prod @2 1 2"/>
+                  <v:f eqn="prod @3 21600 pixelWidth"/>
+                  <v:f eqn="prod @3 21600 pixelHeight"/>
+                  <v:f eqn="sum @0 0 1"/>
+                  <v:f eqn="prod @6 1 2"/>
+                  <v:f eqn="prod @7 21600 pixelWidth"/>
+                  <v:f eqn="sum @8 21600 0"/>
+                  <v:f eqn="prod @7 21600 pixelHeight"/>
+                  <v:f eqn="sum @10 21600 0"/>
+                </v:formulas>
+                <v:path o:extrusionok="f" gradientshapeok="t" o:connecttype="rect"/>
+                <o:lock v:ext="edit" aspectratio="t"/>
+              </v:shapetype>
+              <v:shape id="_x0000_i3" o:spid="_x0000_s3" type="#_x0000_t75" style="position:absolute;z-index:8192;o:allowoverlap:true;o:allowincell:true;mso-position-horizontal-relative:text;margin-left:108.57pt;mso-position-horizontal:absolute;mso-position-vertical-relative:text;margin-top:160.50pt;mso-position-vertical:absolute;width:100.58pt;height:48.83pt;mso-wrap-distance-left:9.07pt;mso-wrap-distance-top:0.00pt;mso-wrap-distance-right:9.07pt;mso-wrap-distance-bottom:0.00pt;z-index:1;" stroked="false">
+                <w10:wrap type="topAndBottom"/>
+                <v:imagedata r:id="rId15" o:title=""/>
+                <o:lock v:ext="edit" rotation="t"/>
+              </v:shape>
+            </w:pict>
+          </mc:Fallback>
+        </mc:AlternateContent>
+      </w:r>
+      <w:r>
+        <w:rPr>
+          <w:rFonts w:ascii="Garamond" w:hAnsi="Garamond" w:cs="Garamond"/>
+          <w:sz w:val="28"/>
+          <w:szCs w:val="28"/>
+          <w:highlight w:val="none"/>
+        </w:rPr>
+      </w:r>
+      <w:r>
+        <w:rPr>
+          <w:rFonts w:ascii="Garamond" w:hAnsi="Garamond" w:cs="Garamond"/>
+          <w:sz w:val="28"/>
+          <w:szCs w:val="28"/>
+          <w:highlight w:val="none"/>
+        </w:rPr>
+      </w:r>
+      <w:r>
+        <w:rPr>
+          <w:rFonts w:ascii="Garamond" w:hAnsi="Garamond" w:cs="Garamond"/>
           <w:sz w:val="28"/>
           <w:szCs w:val="28"/>
           <w:highlight w:val="none"/>
@@ -3588,6 +3992,275 @@
         <w:jc w:val="both"/>
         <w:rPr>
           <w:rFonts w:ascii="Garamond" w:hAnsi="Garamond" w:cs="Garamond"/>
+          <w:sz w:val="32"/>
+          <w:szCs w:val="32"/>
+        </w:rPr>
+      </w:pPr>
+      <w:r>
+        <w:rPr>
+          <w:rFonts w:ascii="Garamond" w:hAnsi="Garamond" w:eastAsia="Garamond" w:cs="Garamond"/>
+          <w:sz w:val="32"/>
+          <w:szCs w:val="32"/>
+          <w:highlight w:val="none"/>
+        </w:rPr>
+      </w:r>
+      <w:r>
+        <w:rPr>
+          <w:rFonts w:ascii="Garamond" w:hAnsi="Garamond" w:cs="Garamond"/>
+          <w:sz w:val="32"/>
+          <w:szCs w:val="32"/>
+        </w:rPr>
+      </w:r>
+      <w:r>
+        <w:rPr>
+          <w:rFonts w:ascii="Garamond" w:hAnsi="Garamond" w:cs="Garamond"/>
+          <w:sz w:val="32"/>
+          <w:szCs w:val="32"/>
+        </w:rPr>
+      </w:r>
+    </w:p>
+    <w:p>
+      <w:pPr>
+        <w:pBdr>
+          <w:top w:val="none" w:color="000000" w:sz="4" w:space="0"/>
+          <w:left w:val="none" w:color="000000" w:sz="4" w:space="0"/>
+          <w:bottom w:val="none" w:color="000000" w:sz="4" w:space="0"/>
+          <w:right w:val="none" w:color="000000" w:sz="4" w:space="0"/>
+        </w:pBdr>
+        <w:spacing w:line="360" w:lineRule="auto"/>
+        <w:ind w:right="0" w:firstLine="0" w:left="0"/>
+        <w:jc w:val="both"/>
+        <w:rPr>
+          <w:rFonts w:ascii="Garamond" w:hAnsi="Garamond" w:eastAsia="Garamond" w:cs="Garamond"/>
+          <w:b/>
+          <w:bCs/>
+          <w:color w:val="000000"/>
+          <w:sz w:val="32"/>
+          <w:szCs w:val="32"/>
+          <w:highlight w:val="none"/>
+        </w:rPr>
+      </w:pPr>
+      <w:r>
+        <w:rPr>
+          <w:rFonts w:ascii="Garamond" w:hAnsi="Garamond" w:eastAsia="Garamond" w:cs="Garamond"/>
+          <w:b/>
+          <w:color w:val="000000"/>
+          <w:sz w:val="32"/>
+          <w:szCs w:val="32"/>
+        </w:rPr>
+        <w:t xml:space="preserve">Protocole frontend-backend</w:t>
+      </w:r>
+      <w:r>
+        <w:rPr>
+          <w:rFonts w:ascii="Garamond" w:hAnsi="Garamond" w:eastAsia="Garamond" w:cs="Garamond"/>
+          <w:b/>
+          <w:bCs/>
+          <w:color w:val="000000"/>
+          <w:sz w:val="32"/>
+          <w:szCs w:val="32"/>
+          <w:highlight w:val="none"/>
+        </w:rPr>
+      </w:r>
+      <w:r>
+        <w:rPr>
+          <w:rFonts w:ascii="Garamond" w:hAnsi="Garamond" w:eastAsia="Garamond" w:cs="Garamond"/>
+          <w:b/>
+          <w:bCs/>
+          <w:color w:val="000000"/>
+          <w:sz w:val="32"/>
+          <w:szCs w:val="32"/>
+          <w:highlight w:val="none"/>
+        </w:rPr>
+      </w:r>
+    </w:p>
+    <w:p>
+      <w:pPr>
+        <w:pBdr>
+          <w:top w:val="none" w:color="000000" w:sz="4" w:space="0"/>
+          <w:left w:val="none" w:color="000000" w:sz="4" w:space="0"/>
+          <w:bottom w:val="none" w:color="000000" w:sz="4" w:space="0"/>
+          <w:right w:val="none" w:color="000000" w:sz="4" w:space="0"/>
+        </w:pBdr>
+        <w:spacing w:line="360" w:lineRule="auto"/>
+        <w:ind w:right="0" w:firstLine="0" w:left="0"/>
+        <w:jc w:val="both"/>
+        <w:rPr>
+          <w:rFonts w:ascii="Garamond" w:hAnsi="Garamond" w:eastAsia="Garamond" w:cs="Garamond"/>
+          <w:b/>
+          <w:bCs/>
+          <w:color w:val="000000"/>
+          <w:sz w:val="32"/>
+          <w:szCs w:val="32"/>
+        </w:rPr>
+      </w:pPr>
+      <w:r>
+        <w:rPr>
+          <w:rFonts w:ascii="Garamond" w:hAnsi="Garamond" w:eastAsia="Garamond" w:cs="Garamond"/>
+          <w:b/>
+          <w:color w:val="000000"/>
+          <w:sz w:val="32"/>
+          <w:szCs w:val="32"/>
+          <w:highlight w:val="none"/>
+        </w:rPr>
+      </w:r>
+      <w:r>
+        <w:rPr>
+          <w:rFonts w:ascii="Garamond" w:hAnsi="Garamond" w:eastAsia="Garamond" w:cs="Garamond"/>
+          <w:b/>
+          <w:bCs/>
+          <w:color w:val="000000"/>
+          <w:sz w:val="32"/>
+          <w:szCs w:val="32"/>
+        </w:rPr>
+      </w:r>
+      <w:r>
+        <w:rPr>
+          <w:rFonts w:ascii="Garamond" w:hAnsi="Garamond" w:eastAsia="Garamond" w:cs="Garamond"/>
+          <w:b/>
+          <w:bCs/>
+          <w:color w:val="000000"/>
+          <w:sz w:val="32"/>
+          <w:szCs w:val="32"/>
+        </w:rPr>
+      </w:r>
+    </w:p>
+    <w:p>
+      <w:pPr>
+        <w:pBdr>
+          <w:top w:val="none" w:color="000000" w:sz="4" w:space="0"/>
+          <w:left w:val="none" w:color="000000" w:sz="4" w:space="0"/>
+          <w:bottom w:val="none" w:color="000000" w:sz="4" w:space="0"/>
+          <w:right w:val="none" w:color="000000" w:sz="4" w:space="0"/>
+        </w:pBdr>
+        <w:spacing w:line="360" w:lineRule="auto"/>
+        <w:ind w:right="0" w:firstLine="0" w:left="0"/>
+        <w:jc w:val="both"/>
+        <w:rPr>
+          <w:rFonts w:ascii="Garamond" w:hAnsi="Garamond" w:eastAsia="Garamond" w:cs="Garamond"/>
+          <w:sz w:val="28"/>
+          <w:szCs w:val="28"/>
+          <w:highlight w:val="none"/>
+        </w:rPr>
+      </w:pPr>
+      <w:r>
+        <w:rPr>
+          <w:rFonts w:ascii="Garamond" w:hAnsi="Garamond" w:eastAsia="Garamond" w:cs="Garamond"/>
+          <w:b/>
+          <w:color w:val="000000"/>
+          <w:sz w:val="28"/>
+          <w:szCs w:val="28"/>
+        </w:rPr>
+      </w:r>
+      <w:r>
+        <w:rPr>
+          <w:rFonts w:ascii="Garamond" w:hAnsi="Garamond" w:eastAsia="Garamond" w:cs="Garamond"/>
+          <w:color w:val="000000"/>
+          <w:sz w:val="28"/>
+          <w:szCs w:val="28"/>
+        </w:rPr>
+        <w:t xml:space="preserve">La communication entre Laravel et React est assurée par </w:t>
+      </w:r>
+      <w:r>
+        <w:rPr>
+          <w:rFonts w:ascii="Garamond" w:hAnsi="Garamond" w:eastAsia="Garamond" w:cs="Garamond"/>
+          <w:b/>
+          <w:color w:val="000000"/>
+          <w:sz w:val="28"/>
+          <w:szCs w:val="28"/>
+        </w:rPr>
+        <w:t xml:space="preserve">Inertia.js</w:t>
+      </w:r>
+      <w:r>
+        <w:rPr>
+          <w:rFonts w:ascii="Garamond" w:hAnsi="Garamond" w:eastAsia="Garamond" w:cs="Garamond"/>
+          <w:color w:val="000000"/>
+          <w:sz w:val="28"/>
+          <w:szCs w:val="28"/>
+        </w:rPr>
+        <w:t xml:space="preserve">, un protocole qui permet à Laravel de retourner des composants React directement depuis ses contrôleurs, sans qu'il soit nécessaire de mettre en place une API REST distincte. Cela simplifie considérablement l'architecture et réduit le volume de code à mai</w:t>
+      </w:r>
+      <w:r>
+        <w:rPr>
+          <w:rFonts w:ascii="Garamond" w:hAnsi="Garamond" w:eastAsia="Garamond" w:cs="Garamond"/>
+          <w:color w:val="000000"/>
+          <w:sz w:val="28"/>
+          <w:szCs w:val="28"/>
+        </w:rPr>
+        <w:t xml:space="preserve">ntenir.</w:t>
+      </w:r>
+      <w:r>
+        <w:rPr>
+          <w:rFonts w:ascii="Garamond" w:hAnsi="Garamond" w:eastAsia="Garamond" w:cs="Garamond"/>
+          <w:sz w:val="28"/>
+          <w:szCs w:val="28"/>
+          <w:highlight w:val="none"/>
+        </w:rPr>
+      </w:r>
+      <w:r>
+        <w:rPr>
+          <w:rFonts w:ascii="Garamond" w:hAnsi="Garamond" w:eastAsia="Garamond" w:cs="Garamond"/>
+          <w:sz w:val="28"/>
+          <w:szCs w:val="28"/>
+          <w:highlight w:val="none"/>
+        </w:rPr>
+      </w:r>
+    </w:p>
+    <w:p>
+      <w:pPr>
+        <w:pBdr>
+          <w:top w:val="none" w:color="000000" w:sz="4" w:space="0"/>
+          <w:left w:val="none" w:color="000000" w:sz="4" w:space="0"/>
+          <w:bottom w:val="none" w:color="000000" w:sz="4" w:space="0"/>
+          <w:right w:val="none" w:color="000000" w:sz="4" w:space="0"/>
+        </w:pBdr>
+        <w:spacing w:line="360" w:lineRule="auto"/>
+        <w:ind w:right="0" w:firstLine="0" w:left="0"/>
+        <w:jc w:val="both"/>
+        <w:rPr>
+          <w:rFonts w:ascii="Garamond" w:hAnsi="Garamond" w:eastAsia="Garamond" w:cs="Garamond"/>
+          <w:sz w:val="28"/>
+          <w:szCs w:val="28"/>
+          <w:highlight w:val="none"/>
+        </w:rPr>
+      </w:pPr>
+      <w:r>
+        <w:rPr>
+          <w:rFonts w:ascii="Garamond" w:hAnsi="Garamond" w:eastAsia="Garamond" w:cs="Garamond"/>
+          <w:sz w:val="28"/>
+          <w:szCs w:val="28"/>
+          <w:highlight w:val="none"/>
+        </w:rPr>
+      </w:r>
+      <w:r>
+        <w:rPr>
+          <w:rFonts w:ascii="Garamond" w:hAnsi="Garamond" w:eastAsia="Garamond" w:cs="Garamond"/>
+          <w:sz w:val="28"/>
+          <w:szCs w:val="28"/>
+          <w:highlight w:val="none"/>
+        </w:rPr>
+      </w:r>
+      <w:r>
+        <w:rPr>
+          <w:rFonts w:ascii="Garamond" w:hAnsi="Garamond" w:eastAsia="Garamond" w:cs="Garamond"/>
+          <w:sz w:val="28"/>
+          <w:szCs w:val="28"/>
+          <w:highlight w:val="none"/>
+        </w:rPr>
+      </w:r>
+    </w:p>
+    <w:p>
+      <w:pPr>
+        <w:pBdr>
+          <w:top w:val="none" w:color="000000" w:sz="4" w:space="0"/>
+          <w:left w:val="none" w:color="000000" w:sz="4" w:space="0"/>
+          <w:bottom w:val="none" w:color="000000" w:sz="4" w:space="0"/>
+          <w:right w:val="none" w:color="000000" w:sz="4" w:space="0"/>
+        </w:pBdr>
+        <w:spacing w:line="360" w:lineRule="auto"/>
+        <w:ind w:right="0" w:firstLine="0" w:left="0"/>
+        <w:jc w:val="both"/>
+        <w:rPr>
+          <w:rFonts w:ascii="Garamond" w:hAnsi="Garamond" w:cs="Garamond"/>
           <w:sz w:val="28"/>
           <w:szCs w:val="28"/>
         </w:rPr>
@@ -3883,6 +4556,7 @@
           <w:rFonts w:ascii="Garamond" w:hAnsi="Garamond" w:eastAsia="Garamond" w:cs="Garamond"/>
           <w:sz w:val="28"/>
           <w:szCs w:val="28"/>
+          <w:highlight w:val="none"/>
         </w:rPr>
       </w:pPr>
       <w:r>
@@ -3921,6 +4595,116 @@
           <w:rFonts w:ascii="Garamond" w:hAnsi="Garamond" w:eastAsia="Garamond" w:cs="Garamond"/>
           <w:sz w:val="28"/>
           <w:szCs w:val="28"/>
+        </w:rPr>
+      </w:r>
+    </w:p>
+    <w:p>
+      <w:pPr>
+        <w:pBdr/>
+        <w:spacing w:after="120" w:line="360" w:lineRule="auto"/>
+        <w:ind/>
+        <w:jc w:val="both"/>
+        <w:rPr>
+          <w:rFonts w:ascii="Garamond" w:hAnsi="Garamond" w:eastAsia="Garamond" w:cs="Garamond"/>
+          <w:sz w:val="28"/>
+          <w:szCs w:val="28"/>
+        </w:rPr>
+      </w:pPr>
+      <w:r>
+        <w:rPr>
+          <w:rFonts w:ascii="Garamond" w:hAnsi="Garamond" w:eastAsia="Garamond" w:cs="Garamond"/>
+          <w:sz w:val="28"/>
+          <w:szCs w:val="28"/>
+          <w:highlight w:val="none"/>
+        </w:rPr>
+        <mc:AlternateContent>
+          <mc:Choice Requires="wpg">
+            <w:drawing>
+              <wp:inline xmlns:wp="http://schemas.openxmlformats.org/drawingml/2006/wordprocessingDrawing" distT="0" distB="0" distL="0" distR="0">
+                <wp:extent cx="610012" cy="610012"/>
+                <wp:effectExtent l="0" t="0" r="0" b="0"/>
+                <wp:docPr id="5" name=""/>
+                <wp:cNvGraphicFramePr>
+                  <a:graphicFrameLocks xmlns:a="http://schemas.openxmlformats.org/drawingml/2006/main" noChangeAspect="1"/>
+                </wp:cNvGraphicFramePr>
+                <a:graphic xmlns:a="http://schemas.openxmlformats.org/drawingml/2006/main">
+                  <a:graphicData uri="http://schemas.openxmlformats.org/drawingml/2006/picture">
+                    <pic:pic xmlns:pic="http://schemas.openxmlformats.org/drawingml/2006/picture">
+                      <pic:nvPicPr>
+                        <pic:cNvPr id="91513234" name=""/>
+                        <pic:cNvPicPr>
+                          <a:picLocks noChangeAspect="1"/>
+                        </pic:cNvPicPr>
+                        <pic:nvPr/>
+                      </pic:nvPicPr>
+                      <pic:blipFill rotWithShape="1">
+                        <a:blip r:embed="rId17">
+                          <a:extLst>
+                            <a:ext uri="{96DAC541-7B7A-43D3-8B79-37D633B846F1}">
+                              <asvg:svgBlip xmlns:asvg="http://schemas.microsoft.com/office/drawing/2016/SVG/main" r:embed="rId18"/>
+                            </a:ext>
+                          </a:extLst>
+                        </a:blip>
+                        <a:stretch/>
+                      </pic:blipFill>
+                      <pic:spPr bwMode="auto">
+                        <a:xfrm flipH="0" flipV="0">
+                          <a:off x="0" y="0"/>
+                          <a:ext cx="610012" cy="610012"/>
+                        </a:xfrm>
+                        <a:prstGeom prst="rect">
+                          <a:avLst/>
+                        </a:prstGeom>
+                      </pic:spPr>
+                    </pic:pic>
+                  </a:graphicData>
+                </a:graphic>
+              </wp:inline>
+            </w:drawing>
+          </mc:Choice>
+          <mc:Fallback>
+            <w:pict>
+              <v:shapetype id="_x0000_t75" coordsize="21600,21600" o:spt="75" o:preferrelative="t" path="m@4@5l@4@11@9@11@9@5xe" filled="f" stroked="f">
+                <v:stroke joinstyle="miter"/>
+                <v:formulas>
+                  <v:f eqn="if lineDrawn pixelLineWidth 0"/>
+                  <v:f eqn="sum @0 1 0"/>
+                  <v:f eqn="sum 0 0 @1"/>
+                  <v:f eqn="prod @2 1 2"/>
+                  <v:f eqn="prod @3 21600 pixelWidth"/>
+                  <v:f eqn="prod @3 21600 pixelHeight"/>
+                  <v:f eqn="sum @0 0 1"/>
+                  <v:f eqn="prod @6 1 2"/>
+                  <v:f eqn="prod @7 21600 pixelWidth"/>
+                  <v:f eqn="sum @8 21600 0"/>
+                  <v:f eqn="prod @7 21600 pixelHeight"/>
+                  <v:f eqn="sum @10 21600 0"/>
+                </v:formulas>
+                <v:path o:extrusionok="f" gradientshapeok="t" o:connecttype="rect"/>
+                <o:lock v:ext="edit" aspectratio="t"/>
+              </v:shapetype>
+              <v:shape id="_x0000_i4" o:spid="_x0000_s4" type="#_x0000_t75" style="width:48.03pt;height:48.03pt;mso-wrap-distance-left:0.00pt;mso-wrap-distance-top:0.00pt;mso-wrap-distance-right:0.00pt;mso-wrap-distance-bottom:0.00pt;z-index:1;" stroked="false">
+                <v:imagedata r:id="rId17" o:title=""/>
+                <o:lock v:ext="edit" rotation="t"/>
+              </v:shape>
+            </w:pict>
+          </mc:Fallback>
+        </mc:AlternateContent>
+      </w:r>
+      <w:r>
+        <w:rPr>
+          <w:rFonts w:ascii="Garamond" w:hAnsi="Garamond" w:eastAsia="Garamond" w:cs="Garamond"/>
+          <w:sz w:val="28"/>
+          <w:szCs w:val="28"/>
+          <w:highlight w:val="none"/>
+        </w:rPr>
+      </w:r>
+      <w:r>
+        <w:rPr>
+          <w:rFonts w:ascii="Garamond" w:hAnsi="Garamond" w:eastAsia="Garamond" w:cs="Garamond"/>
+          <w:sz w:val="28"/>
+          <w:szCs w:val="28"/>
+          <w:highlight w:val="none"/>
         </w:rPr>
       </w:r>
     </w:p>
@@ -4148,6 +4932,152 @@
           <w:sz w:val="28"/>
           <w:szCs w:val="28"/>
         </w:rPr>
+        <mc:AlternateContent>
+          <mc:Choice Requires="wpg">
+            <w:drawing>
+              <wp:inline xmlns:wp="http://schemas.openxmlformats.org/drawingml/2006/wordprocessingDrawing" distT="0" distB="0" distL="0" distR="0">
+                <wp:extent cx="562950" cy="562950"/>
+                <wp:effectExtent l="0" t="0" r="0" b="0"/>
+                <wp:docPr id="6" name=""/>
+                <wp:cNvGraphicFramePr>
+                  <a:graphicFrameLocks xmlns:a="http://schemas.openxmlformats.org/drawingml/2006/main" noChangeAspect="1"/>
+                </wp:cNvGraphicFramePr>
+                <a:graphic xmlns:a="http://schemas.openxmlformats.org/drawingml/2006/main">
+                  <a:graphicData uri="http://schemas.openxmlformats.org/drawingml/2006/picture">
+                    <pic:pic xmlns:pic="http://schemas.openxmlformats.org/drawingml/2006/picture">
+                      <pic:nvPicPr>
+                        <pic:cNvPr id="1185552856" name=""/>
+                        <pic:cNvPicPr>
+                          <a:picLocks noChangeAspect="1"/>
+                        </pic:cNvPicPr>
+                        <pic:nvPr/>
+                      </pic:nvPicPr>
+                      <pic:blipFill rotWithShape="1">
+                        <a:blip r:embed="rId19">
+                          <a:extLst>
+                            <a:ext uri="{96DAC541-7B7A-43D3-8B79-37D633B846F1}">
+                              <asvg:svgBlip xmlns:asvg="http://schemas.microsoft.com/office/drawing/2016/SVG/main" r:embed="rId20"/>
+                            </a:ext>
+                          </a:extLst>
+                        </a:blip>
+                        <a:stretch/>
+                      </pic:blipFill>
+                      <pic:spPr bwMode="auto">
+                        <a:xfrm flipH="0" flipV="0">
+                          <a:off x="0" y="0"/>
+                          <a:ext cx="562949" cy="562949"/>
+                        </a:xfrm>
+                        <a:prstGeom prst="rect">
+                          <a:avLst/>
+                        </a:prstGeom>
+                      </pic:spPr>
+                    </pic:pic>
+                  </a:graphicData>
+                </a:graphic>
+              </wp:inline>
+            </w:drawing>
+          </mc:Choice>
+          <mc:Fallback>
+            <w:pict>
+              <v:shapetype id="_x0000_t75" coordsize="21600,21600" o:spt="75" o:preferrelative="t" path="m@4@5l@4@11@9@11@9@5xe" filled="f" stroked="f">
+                <v:stroke joinstyle="miter"/>
+                <v:formulas>
+                  <v:f eqn="if lineDrawn pixelLineWidth 0"/>
+                  <v:f eqn="sum @0 1 0"/>
+                  <v:f eqn="sum 0 0 @1"/>
+                  <v:f eqn="prod @2 1 2"/>
+                  <v:f eqn="prod @3 21600 pixelWidth"/>
+                  <v:f eqn="prod @3 21600 pixelHeight"/>
+                  <v:f eqn="sum @0 0 1"/>
+                  <v:f eqn="prod @6 1 2"/>
+                  <v:f eqn="prod @7 21600 pixelWidth"/>
+                  <v:f eqn="sum @8 21600 0"/>
+                  <v:f eqn="prod @7 21600 pixelHeight"/>
+                  <v:f eqn="sum @10 21600 0"/>
+                </v:formulas>
+                <v:path o:extrusionok="f" gradientshapeok="t" o:connecttype="rect"/>
+                <o:lock v:ext="edit" aspectratio="t"/>
+              </v:shapetype>
+              <v:shape id="_x0000_i5" o:spid="_x0000_s5" type="#_x0000_t75" style="width:44.33pt;height:44.33pt;mso-wrap-distance-left:0.00pt;mso-wrap-distance-top:0.00pt;mso-wrap-distance-right:0.00pt;mso-wrap-distance-bottom:0.00pt;z-index:1;" stroked="false">
+                <v:imagedata r:id="rId19" o:title=""/>
+                <o:lock v:ext="edit" rotation="t"/>
+              </v:shape>
+            </w:pict>
+          </mc:Fallback>
+        </mc:AlternateContent>
+        <mc:AlternateContent>
+          <mc:Choice Requires="wpg">
+            <w:drawing>
+              <wp:inline xmlns:wp="http://schemas.openxmlformats.org/drawingml/2006/wordprocessingDrawing" distT="0" distB="0" distL="0" distR="0">
+                <wp:extent cx="561975" cy="561975"/>
+                <wp:effectExtent l="0" t="0" r="0" b="0"/>
+                <wp:docPr id="7" name=""/>
+                <wp:cNvGraphicFramePr>
+                  <a:graphicFrameLocks xmlns:a="http://schemas.openxmlformats.org/drawingml/2006/main" noChangeAspect="1"/>
+                </wp:cNvGraphicFramePr>
+                <a:graphic xmlns:a="http://schemas.openxmlformats.org/drawingml/2006/main">
+                  <a:graphicData uri="http://schemas.openxmlformats.org/drawingml/2006/picture">
+                    <pic:pic xmlns:pic="http://schemas.openxmlformats.org/drawingml/2006/picture">
+                      <pic:nvPicPr>
+                        <pic:cNvPr id="1017767197" name=""/>
+                        <pic:cNvPicPr>
+                          <a:picLocks noChangeAspect="1"/>
+                        </pic:cNvPicPr>
+                        <pic:nvPr/>
+                      </pic:nvPicPr>
+                      <pic:blipFill rotWithShape="1">
+                        <a:blip r:embed="rId21">
+                          <a:extLst>
+                            <a:ext uri="{96DAC541-7B7A-43D3-8B79-37D633B846F1}">
+                              <asvg:svgBlip xmlns:asvg="http://schemas.microsoft.com/office/drawing/2016/SVG/main" r:embed="rId22"/>
+                            </a:ext>
+                          </a:extLst>
+                        </a:blip>
+                        <a:stretch/>
+                      </pic:blipFill>
+                      <pic:spPr bwMode="auto">
+                        <a:xfrm flipH="0" flipV="0">
+                          <a:off x="0" y="0"/>
+                          <a:ext cx="561974" cy="561974"/>
+                        </a:xfrm>
+                        <a:prstGeom prst="rect">
+                          <a:avLst/>
+                        </a:prstGeom>
+                      </pic:spPr>
+                    </pic:pic>
+                  </a:graphicData>
+                </a:graphic>
+              </wp:inline>
+            </w:drawing>
+          </mc:Choice>
+          <mc:Fallback>
+            <w:pict>
+              <v:shapetype id="_x0000_t75" coordsize="21600,21600" o:spt="75" o:preferrelative="t" path="m@4@5l@4@11@9@11@9@5xe" filled="f" stroked="f">
+                <v:stroke joinstyle="miter"/>
+                <v:formulas>
+                  <v:f eqn="if lineDrawn pixelLineWidth 0"/>
+                  <v:f eqn="sum @0 1 0"/>
+                  <v:f eqn="sum 0 0 @1"/>
+                  <v:f eqn="prod @2 1 2"/>
+                  <v:f eqn="prod @3 21600 pixelWidth"/>
+                  <v:f eqn="prod @3 21600 pixelHeight"/>
+                  <v:f eqn="sum @0 0 1"/>
+                  <v:f eqn="prod @6 1 2"/>
+                  <v:f eqn="prod @7 21600 pixelWidth"/>
+                  <v:f eqn="sum @8 21600 0"/>
+                  <v:f eqn="prod @7 21600 pixelHeight"/>
+                  <v:f eqn="sum @10 21600 0"/>
+                </v:formulas>
+                <v:path o:extrusionok="f" gradientshapeok="t" o:connecttype="rect"/>
+                <o:lock v:ext="edit" aspectratio="t"/>
+              </v:shapetype>
+              <v:shape id="_x0000_i6" o:spid="_x0000_s6" type="#_x0000_t75" style="width:44.25pt;height:44.25pt;mso-wrap-distance-left:0.00pt;mso-wrap-distance-top:0.00pt;mso-wrap-distance-right:0.00pt;mso-wrap-distance-bottom:0.00pt;z-index:1;" stroked="false">
+                <v:imagedata r:id="rId21" o:title=""/>
+                <o:lock v:ext="edit" rotation="t"/>
+              </v:shape>
+            </w:pict>
+          </mc:Fallback>
+        </mc:AlternateContent>
       </w:r>
       <w:r>
         <w:rPr>
@@ -4260,6 +5190,79 @@
           <w:sz w:val="28"/>
           <w:szCs w:val="28"/>
         </w:rPr>
+        <mc:AlternateContent>
+          <mc:Choice Requires="wpg">
+            <w:drawing>
+              <wp:inline xmlns:wp="http://schemas.openxmlformats.org/drawingml/2006/wordprocessingDrawing" distT="0" distB="0" distL="0" distR="0">
+                <wp:extent cx="505800" cy="505800"/>
+                <wp:effectExtent l="0" t="0" r="0" b="0"/>
+                <wp:docPr id="8" name=""/>
+                <wp:cNvGraphicFramePr>
+                  <a:graphicFrameLocks xmlns:a="http://schemas.openxmlformats.org/drawingml/2006/main" noChangeAspect="1"/>
+                </wp:cNvGraphicFramePr>
+                <a:graphic xmlns:a="http://schemas.openxmlformats.org/drawingml/2006/main">
+                  <a:graphicData uri="http://schemas.openxmlformats.org/drawingml/2006/picture">
+                    <pic:pic xmlns:pic="http://schemas.openxmlformats.org/drawingml/2006/picture">
+                      <pic:nvPicPr>
+                        <pic:cNvPr id="1900405427" name=""/>
+                        <pic:cNvPicPr>
+                          <a:picLocks noChangeAspect="1"/>
+                        </pic:cNvPicPr>
+                        <pic:nvPr/>
+                      </pic:nvPicPr>
+                      <pic:blipFill rotWithShape="1">
+                        <a:blip r:embed="rId23">
+                          <a:extLst>
+                            <a:ext uri="{96DAC541-7B7A-43D3-8B79-37D633B846F1}">
+                              <asvg:svgBlip xmlns:asvg="http://schemas.microsoft.com/office/drawing/2016/SVG/main" r:embed="rId24"/>
+                            </a:ext>
+                          </a:extLst>
+                        </a:blip>
+                        <a:stretch/>
+                      </pic:blipFill>
+                      <pic:spPr bwMode="auto">
+                        <a:xfrm flipH="0" flipV="0">
+                          <a:off x="0" y="0"/>
+                          <a:ext cx="505799" cy="505799"/>
+                        </a:xfrm>
+                        <a:prstGeom prst="rect">
+                          <a:avLst/>
+                        </a:prstGeom>
+                      </pic:spPr>
+                    </pic:pic>
+                  </a:graphicData>
+                </a:graphic>
+              </wp:inline>
+            </w:drawing>
+          </mc:Choice>
+          <mc:Fallback>
+            <w:pict>
+              <v:shapetype id="_x0000_t75" coordsize="21600,21600" o:spt="75" o:preferrelative="t" path="m@4@5l@4@11@9@11@9@5xe" filled="f" stroked="f">
+                <v:stroke joinstyle="miter"/>
+                <v:formulas>
+                  <v:f eqn="if lineDrawn pixelLineWidth 0"/>
+                  <v:f eqn="sum @0 1 0"/>
+                  <v:f eqn="sum 0 0 @1"/>
+                  <v:f eqn="prod @2 1 2"/>
+                  <v:f eqn="prod @3 21600 pixelWidth"/>
+                  <v:f eqn="prod @3 21600 pixelHeight"/>
+                  <v:f eqn="sum @0 0 1"/>
+                  <v:f eqn="prod @6 1 2"/>
+                  <v:f eqn="prod @7 21600 pixelWidth"/>
+                  <v:f eqn="sum @8 21600 0"/>
+                  <v:f eqn="prod @7 21600 pixelHeight"/>
+                  <v:f eqn="sum @10 21600 0"/>
+                </v:formulas>
+                <v:path o:extrusionok="f" gradientshapeok="t" o:connecttype="rect"/>
+                <o:lock v:ext="edit" aspectratio="t"/>
+              </v:shapetype>
+              <v:shape id="_x0000_i7" o:spid="_x0000_s7" type="#_x0000_t75" style="width:39.83pt;height:39.83pt;mso-wrap-distance-left:0.00pt;mso-wrap-distance-top:0.00pt;mso-wrap-distance-right:0.00pt;mso-wrap-distance-bottom:0.00pt;z-index:1;" stroked="false">
+                <v:imagedata r:id="rId23" o:title=""/>
+                <o:lock v:ext="edit" rotation="t"/>
+              </v:shape>
+            </w:pict>
+          </mc:Fallback>
+        </mc:AlternateContent>
       </w:r>
       <w:r>
         <w:rPr>

--- a/rapport/components/chap2.docx
+++ b/rapport/components/chap2.docx
@@ -48,7 +48,14 @@
         <w:spacing w:after="140" w:before="280" w:line="360" w:lineRule="auto"/>
         <w:ind/>
         <w:jc w:val="both"/>
-        <w:rPr/>
+        <w:rPr>
+          <w:rFonts w:ascii="Garamond" w:hAnsi="Garamond" w:eastAsia="Garamond" w:cs="Garamond"/>
+          <w:b/>
+          <w:bCs/>
+          <w:sz w:val="28"/>
+          <w:szCs w:val="28"/>
+          <w:highlight w:val="none"/>
+        </w:rPr>
       </w:pPr>
       <w:r>
         <w:rPr>
@@ -65,43 +72,20 @@
     <w:p>
       <w:pPr>
         <w:pBdr/>
-        <w:spacing w:after="120" w:line="360" w:lineRule="auto"/>
+        <w:spacing w:after="140" w:before="280" w:line="360" w:lineRule="auto"/>
         <w:ind/>
         <w:jc w:val="both"/>
         <w:rPr/>
       </w:pPr>
-      <w:r>
-        <w:rPr>
-          <w:rFonts w:ascii="Garamond" w:hAnsi="Garamond" w:eastAsia="Garamond" w:cs="Garamond"/>
-          <w:sz w:val="28"/>
-          <w:szCs w:val="28"/>
-        </w:rPr>
-        <w:t xml:space="preserve">Ce chapitre pose le diagnostic de la situation </w:t>
-      </w:r>
-      <w:r>
-        <w:rPr>
-          <w:rFonts w:ascii="Garamond" w:hAnsi="Garamond" w:eastAsia="Garamond" w:cs="Garamond"/>
-          <w:sz w:val="28"/>
-          <w:szCs w:val="28"/>
-        </w:rPr>
-        <w:t xml:space="preserve">actuelle et présente la démarche retenue pour y répondre. Dans un premier temps, nous décrirons le fonctionnement du </w:t>
-      </w:r>
-      <w:r>
-        <w:rPr>
-          <w:rFonts w:ascii="Garamond" w:hAnsi="Garamond" w:eastAsia="Garamond" w:cs="Garamond"/>
-          <w:sz w:val="28"/>
-          <w:szCs w:val="28"/>
-        </w:rPr>
-        <w:t xml:space="preserve">système en place, puis nous en ferons un diagnostic objectif en mettant en évidence ses atouts et ses insuffisances. Dans un second temps, </w:t>
-      </w:r>
-      <w:r>
-        <w:rPr>
-          <w:rFonts w:ascii="Garamond" w:hAnsi="Garamond" w:eastAsia="Garamond" w:cs="Garamond"/>
-          <w:sz w:val="28"/>
-          <w:szCs w:val="28"/>
-        </w:rPr>
-        <w:t xml:space="preserve">nous présenterons la démarche adoptée pour concevoir la solution : le choix de la méthode de gestion de projet, du langage de modélisation, de l'outil retenu et des technologies de développement, chacun argumenté à travers une étude comparative rigoureuse.</w:t>
-      </w:r>
+      <w:r/>
+      <w:r/>
+      <w:r>
+        <w:t xml:space="preserve">Ce chapitre présente le fonctionnement actuel de la gestion des financements extérieurs à l’UJKZ ainsi que les limites observées dans ce mode de fonctionnement. Après avoir analysé l’existant et identifié ses insuffisances, nous présenterons la démarche re</w:t>
+      </w:r>
+      <w:r>
+        <w:t xml:space="preserve">tenue pour concevoir la solution proposée, notamment les choix méthodologiques et technologiques effectués durant le projet .</w:t>
+      </w:r>
+      <w:r/>
       <w:r/>
     </w:p>
     <w:p>
@@ -174,7 +158,17 @@
           <w:sz w:val="28"/>
           <w:szCs w:val="28"/>
         </w:rPr>
-        <w:t xml:space="preserve">ancières (montants des conventions, versements reçus, rubriques budgétaires, dépenses engagées) sont consignées dans des fichiers tenus séparément par chaque acteur, sans structure commune ni base de données partagée.Concrètement voici comment ça se passe.</w:t>
+        <w:t xml:space="preserve">ancières (montants des conventions, versements reçus, rubriques budgétaires, dépenses engagées) sont consignées dans des fichiers tenus séparément par chaque acteur, sans structure commune ni base de données partagée.</w:t>
+      </w:r>
+      <w:r>
+        <w:t xml:space="preserve">Concrètement, le fonctionnement actuel se déroule de la manière suivante.</w:t>
+      </w:r>
+      <w:r>
+        <w:rPr>
+          <w:rFonts w:ascii="Garamond" w:hAnsi="Garamond" w:eastAsia="Garamond" w:cs="Garamond"/>
+          <w:sz w:val="28"/>
+          <w:szCs w:val="28"/>
+        </w:rPr>
       </w:r>
       <w:r/>
     </w:p>
@@ -200,15 +194,25 @@
           <w:sz w:val="28"/>
           <w:szCs w:val="28"/>
         </w:rPr>
-        <w:t xml:space="preserve">uand un bailleur signe une convention avec l'université, la DAF ouvre son tableur et y note les informations essentielles : le montant total, les rubriques budgétaires, les dates de versement et leurs modalités. Ensuite, à chaque versement reçu, un agent l</w:t>
-      </w:r>
-      <w:r>
-        <w:rPr>
-          <w:rFonts w:ascii="Garamond" w:hAnsi="Garamond" w:eastAsia="Garamond" w:cs="Garamond"/>
-          <w:sz w:val="28"/>
-          <w:szCs w:val="28"/>
-        </w:rPr>
-        <w:t xml:space="preserve">'ajoute à la main au fur et à mesure. </w:t>
+        <w:t xml:space="preserve">uand un bailleur signe une convention avec l'université, la DAF ouvre son tableur et y note les informations essentielles : le montant total, les rubriques budgétaires, les dates de versement et leurs modalités. Ensuite, à chaque versement reçu, </w:t>
+      </w:r>
+      <w:r>
+        <w:t xml:space="preserve">les informations sont ajoutées manuellement au fur et à mesure des versements reçus.</w:t>
+      </w:r>
+      <w:r>
+        <w:rPr>
+          <w:rFonts w:ascii="Garamond" w:hAnsi="Garamond" w:eastAsia="Garamond" w:cs="Garamond"/>
+          <w:sz w:val="28"/>
+          <w:szCs w:val="28"/>
+        </w:rPr>
+      </w:r>
+      <w:r>
+        <w:rPr>
+          <w:rFonts w:ascii="Garamond" w:hAnsi="Garamond" w:eastAsia="Garamond" w:cs="Garamond"/>
+          <w:sz w:val="28"/>
+          <w:szCs w:val="28"/>
+        </w:rPr>
+        <w:t xml:space="preserve">. </w:t>
       </w:r>
       <w:r>
         <w:rPr>
@@ -512,12 +516,18 @@
           <w:sz w:val="28"/>
           <w:szCs w:val="28"/>
         </w:rPr>
-        <w:t xml:space="preserve">s rapports financiers pour les bailleurs. Mais pour ça, elle doit recopier et regrouper manuellement les chiffres venant de ses propres fichiers et de ceux des autres acteurs. C'est long et fastidieux.</w:t>
-      </w:r>
-      <w:r>
-        <w:rPr>
+        <w:t xml:space="preserve">s rapports financiers pour les bailleurs. </w:t>
+      </w:r>
+      <w:r>
+        <w:t xml:space="preserve">Pour produire ces rapports, elle doit cependant regrouper manuellement les informations provenant de plusieurs fichiers distincts.</w:t>
+      </w:r>
+      <w:r>
+        <w:rPr>
+          <w:rFonts w:ascii="Garamond" w:hAnsi="Garamond" w:eastAsia="Garamond" w:cs="Garamond"/>
           <w:b w:val="0"/>
           <w:bCs w:val="0"/>
+          <w:sz w:val="28"/>
+          <w:szCs w:val="28"/>
         </w:rPr>
       </w:r>
       <w:r>
@@ -843,7 +853,14 @@
         <w:spacing w:after="120" w:line="360" w:lineRule="auto"/>
         <w:ind/>
         <w:jc w:val="both"/>
-        <w:rPr/>
+        <w:rPr>
+          <w:rFonts w:ascii="Garamond" w:hAnsi="Garamond" w:eastAsia="Garamond" w:cs="Garamond"/>
+          <w:b/>
+          <w:bCs/>
+          <w:sz w:val="28"/>
+          <w:szCs w:val="28"/>
+          <w:highlight w:val="none"/>
+        </w:rPr>
       </w:pPr>
       <w:r>
         <w:rPr>
@@ -879,16 +896,80 @@
           <w:bCs/>
           <w:sz w:val="28"/>
           <w:szCs w:val="28"/>
-        </w:rPr>
-        <w:t xml:space="preserve">Des données dispersées et contradictoires. </w:t>
-      </w:r>
-      <w:r>
-        <w:rPr>
-          <w:rFonts w:ascii="Garamond" w:hAnsi="Garamond" w:eastAsia="Garamond" w:cs="Garamond"/>
-          <w:sz w:val="28"/>
-          <w:szCs w:val="28"/>
-        </w:rPr>
-        <w:t xml:space="preserve">Chaque acteur tenant ses propres fichiers sans aucun mécanisme synchronisation, les mêmes informations peuvent exister alors en plusieurs versions. Le solde d'une rubrique budgétaire consulté par la DAF </w:t>
+          <w:highlight w:val="none"/>
+        </w:rPr>
+      </w:r>
+      <w:r>
+        <w:rPr>
+          <w:rFonts w:ascii="Garamond" w:hAnsi="Garamond" w:eastAsia="Garamond" w:cs="Garamond"/>
+          <w:b/>
+          <w:bCs/>
+          <w:sz w:val="28"/>
+          <w:szCs w:val="28"/>
+          <w:highlight w:val="none"/>
+        </w:rPr>
+        <w:t xml:space="preserve">Données dispersées et contradictoires</w:t>
+      </w:r>
+      <w:r>
+        <w:rPr>
+          <w:rFonts w:ascii="Garamond" w:hAnsi="Garamond" w:eastAsia="Garamond" w:cs="Garamond"/>
+          <w:b/>
+          <w:bCs/>
+          <w:sz w:val="28"/>
+          <w:szCs w:val="28"/>
+          <w:highlight w:val="none"/>
+        </w:rPr>
+      </w:r>
+      <w:r>
+        <w:rPr>
+          <w:rFonts w:ascii="Garamond" w:hAnsi="Garamond" w:eastAsia="Garamond" w:cs="Garamond"/>
+          <w:b/>
+          <w:bCs/>
+          <w:sz w:val="28"/>
+          <w:szCs w:val="28"/>
+          <w:highlight w:val="none"/>
+        </w:rPr>
+      </w:r>
+      <w:r>
+        <w:rPr>
+          <w:rFonts w:ascii="Garamond" w:hAnsi="Garamond" w:eastAsia="Garamond" w:cs="Garamond"/>
+          <w:b/>
+          <w:bCs/>
+          <w:sz w:val="28"/>
+          <w:szCs w:val="28"/>
+          <w:highlight w:val="none"/>
+        </w:rPr>
+      </w:r>
+    </w:p>
+    <w:p>
+      <w:pPr>
+        <w:pBdr/>
+        <w:spacing w:after="120" w:line="360" w:lineRule="auto"/>
+        <w:ind/>
+        <w:jc w:val="both"/>
+        <w:rPr>
+          <w:rFonts w:ascii="Garamond" w:hAnsi="Garamond" w:eastAsia="Garamond" w:cs="Garamond"/>
+          <w:sz w:val="28"/>
+          <w:szCs w:val="28"/>
+          <w:highlight w:val="none"/>
+        </w:rPr>
+      </w:pPr>
+      <w:r>
+        <w:rPr>
+          <w:rFonts w:ascii="Garamond" w:hAnsi="Garamond" w:eastAsia="Garamond" w:cs="Garamond"/>
+          <w:b/>
+          <w:bCs/>
+          <w:sz w:val="28"/>
+          <w:szCs w:val="28"/>
+        </w:rPr>
+      </w:r>
+      <w:r>
+        <w:rPr>
+          <w:rFonts w:ascii="Garamond" w:hAnsi="Garamond" w:eastAsia="Garamond" w:cs="Garamond"/>
+          <w:sz w:val="28"/>
+          <w:szCs w:val="28"/>
+        </w:rPr>
+        <w:t xml:space="preserve">Chaque acteur tenant ses propres fichiers sans aucun mécanisme synchronisation.Les mêmes informations peuvent exister alors en plusieurs versions et le solde d'une rubrique budgétaire consulté par la DAF </w:t>
       </w:r>
       <w:r>
         <w:rPr>
@@ -914,17 +995,82 @@
         <w:spacing w:after="120" w:line="360" w:lineRule="auto"/>
         <w:ind/>
         <w:jc w:val="both"/>
-        <w:rPr/>
-      </w:pPr>
-      <w:r>
-        <w:rPr>
-          <w:rFonts w:ascii="Garamond" w:hAnsi="Garamond" w:eastAsia="Garamond" w:cs="Garamond"/>
+        <w:rPr>
           <w:b/>
           <w:bCs/>
-          <w:sz w:val="28"/>
-          <w:szCs w:val="28"/>
-        </w:rPr>
-        <w:t xml:space="preserve">Une traçabilité inexistante. </w:t>
+        </w:rPr>
+      </w:pPr>
+      <w:r>
+        <w:rPr>
+          <w:rFonts w:ascii="Garamond" w:hAnsi="Garamond" w:eastAsia="Garamond" w:cs="Garamond"/>
+          <w:b/>
+          <w:bCs/>
+          <w:sz w:val="28"/>
+          <w:szCs w:val="28"/>
+          <w:highlight w:val="none"/>
+        </w:rPr>
+      </w:r>
+      <w:r>
+        <w:rPr>
+          <w:rFonts w:ascii="Garamond" w:hAnsi="Garamond" w:eastAsia="Garamond" w:cs="Garamond"/>
+          <w:b/>
+          <w:bCs/>
+          <w:sz w:val="28"/>
+          <w:szCs w:val="28"/>
+          <w:highlight w:val="none"/>
+        </w:rPr>
+        <w:t xml:space="preserve">Traçabilité inexistante</w:t>
+      </w:r>
+      <w:r>
+        <w:rPr>
+          <w:rFonts w:ascii="Garamond" w:hAnsi="Garamond" w:eastAsia="Garamond" w:cs="Garamond"/>
+          <w:b/>
+          <w:bCs/>
+          <w:sz w:val="28"/>
+          <w:szCs w:val="28"/>
+          <w:highlight w:val="none"/>
+        </w:rPr>
+      </w:r>
+      <w:r>
+        <w:rPr>
+          <w:rFonts w:ascii="Garamond" w:hAnsi="Garamond" w:eastAsia="Garamond" w:cs="Garamond"/>
+          <w:b/>
+          <w:bCs/>
+          <w:sz w:val="28"/>
+          <w:szCs w:val="28"/>
+          <w:highlight w:val="none"/>
+        </w:rPr>
+      </w:r>
+    </w:p>
+    <w:p>
+      <w:pPr>
+        <w:pBdr/>
+        <w:spacing w:after="120" w:line="360" w:lineRule="auto"/>
+        <w:ind/>
+        <w:jc w:val="both"/>
+        <w:rPr/>
+      </w:pPr>
+      <w:r>
+        <w:rPr>
+          <w:rFonts w:ascii="Garamond" w:hAnsi="Garamond" w:eastAsia="Garamond" w:cs="Garamond"/>
+          <w:b/>
+          <w:bCs/>
+          <w:sz w:val="28"/>
+          <w:szCs w:val="28"/>
+        </w:rPr>
+      </w:r>
+      <w:r>
+        <w:t xml:space="preserve">Le système actuel présente également un manque important de traçabilité</w:t>
+      </w:r>
+      <w:r>
+        <w:rPr>
+          <w:rFonts w:ascii="Garamond" w:hAnsi="Garamond" w:eastAsia="Garamond" w:cs="Garamond"/>
+          <w:b/>
+          <w:bCs/>
+          <w:sz w:val="28"/>
+          <w:szCs w:val="28"/>
+        </w:rPr>
+        <w:t xml:space="preserve">. </w:t>
       </w:r>
       <w:r>
         <w:rPr>
@@ -952,40 +1098,8 @@
         <w:jc w:val="both"/>
         <w:rPr/>
       </w:pPr>
-      <w:r>
-        <w:rPr>
-          <w:rFonts w:ascii="Garamond" w:hAnsi="Garamond" w:eastAsia="Garamond" w:cs="Garamond"/>
-          <w:b/>
-          <w:bCs/>
-          <w:sz w:val="28"/>
-          <w:szCs w:val="28"/>
-        </w:rPr>
-        <w:t xml:space="preserve">Des dépassements budgétaires qui passent inaperçus. </w:t>
-      </w:r>
-      <w:r>
-        <w:rPr>
-          <w:rFonts w:ascii="Garamond" w:hAnsi="Garamond" w:eastAsia="Garamond" w:cs="Garamond"/>
-          <w:sz w:val="28"/>
-          <w:szCs w:val="28"/>
-        </w:rPr>
-        <w:t xml:space="preserve">Vérifier manuellement le solde d'une rubrique dans un tableur qui n'est pas nécessairement à jour est une opération risquée. Un oubli d</w:t>
-      </w:r>
-      <w:r>
-        <w:rPr>
-          <w:rFonts w:ascii="Garamond" w:hAnsi="Garamond" w:eastAsia="Garamond" w:cs="Garamond"/>
-          <w:sz w:val="28"/>
-          <w:szCs w:val="28"/>
-        </w:rPr>
-        <w:t xml:space="preserve">e mise</w:t>
-      </w:r>
-      <w:r>
-        <w:rPr>
-          <w:rFonts w:ascii="Garamond" w:hAnsi="Garamond" w:eastAsia="Garamond" w:cs="Garamond"/>
-          <w:sz w:val="28"/>
-          <w:szCs w:val="28"/>
-        </w:rPr>
-        <w:t xml:space="preserve"> à jour, une confusion entre deux rubriques, ou une simple erreur de saisie peuvent conduire à valider une dépense sur une rubrique déjà épuisée. Ce type d'anomalie n'est souvent découvert que lors d'un audit, bien après que la dépense ai déjà été engagée.</w:t>
-      </w:r>
+      <w:r/>
+      <w:r/>
       <w:r/>
     </w:p>
     <w:p>
@@ -999,12 +1113,144 @@
       <w:r>
         <w:rPr>
           <w:rFonts w:ascii="Garamond" w:hAnsi="Garamond" w:eastAsia="Garamond" w:cs="Garamond"/>
+          <w:sz w:val="28"/>
+          <w:szCs w:val="28"/>
+          <w:highlight w:val="none"/>
+        </w:rPr>
+      </w:r>
+      <w:r>
+        <w:rPr>
+          <w:rFonts w:ascii="Garamond" w:hAnsi="Garamond" w:eastAsia="Garamond" w:cs="Garamond"/>
+          <w:sz w:val="28"/>
+          <w:szCs w:val="28"/>
+          <w:highlight w:val="none"/>
+        </w:rPr>
+      </w:r>
+    </w:p>
+    <w:p>
+      <w:pPr>
+        <w:pBdr/>
+        <w:spacing w:after="120" w:line="360" w:lineRule="auto"/>
+        <w:ind/>
+        <w:jc w:val="both"/>
+        <w:rPr>
+          <w:rFonts w:ascii="Garamond" w:hAnsi="Garamond" w:eastAsia="Garamond" w:cs="Garamond"/>
           <w:b/>
           <w:bCs/>
           <w:sz w:val="28"/>
           <w:szCs w:val="28"/>
         </w:rPr>
-        <w:t xml:space="preserve">Un circuit de validation lent et opaque. </w:t>
+      </w:pPr>
+      <w:r>
+        <w:rPr>
+          <w:rFonts w:ascii="Garamond" w:hAnsi="Garamond" w:eastAsia="Garamond" w:cs="Garamond"/>
+          <w:b/>
+          <w:bCs/>
+          <w:sz w:val="28"/>
+          <w:szCs w:val="28"/>
+        </w:rPr>
+        <w:t xml:space="preserve">Des dépassements budgétaires qui passent inaperçus</w:t>
+      </w:r>
+      <w:r>
+        <w:rPr>
+          <w:rFonts w:ascii="Garamond" w:hAnsi="Garamond" w:eastAsia="Garamond" w:cs="Garamond"/>
+          <w:sz w:val="28"/>
+          <w:szCs w:val="28"/>
+          <w:highlight w:val="none"/>
+        </w:rPr>
+      </w:r>
+    </w:p>
+    <w:p>
+      <w:pPr>
+        <w:pBdr/>
+        <w:spacing w:after="120" w:line="360" w:lineRule="auto"/>
+        <w:ind/>
+        <w:jc w:val="both"/>
+        <w:rPr>
+          <w:rFonts w:ascii="Garamond" w:hAnsi="Garamond" w:eastAsia="Garamond" w:cs="Garamond"/>
+          <w:sz w:val="28"/>
+          <w:szCs w:val="28"/>
+          <w:highlight w:val="none"/>
+        </w:rPr>
+      </w:pPr>
+      <w:r>
+        <w:rPr>
+          <w:rFonts w:ascii="Garamond" w:hAnsi="Garamond" w:eastAsia="Garamond" w:cs="Garamond"/>
+          <w:b/>
+          <w:bCs/>
+          <w:sz w:val="28"/>
+          <w:szCs w:val="28"/>
+        </w:rPr>
+      </w:r>
+      <w:r>
+        <w:rPr>
+          <w:rFonts w:ascii="Garamond" w:hAnsi="Garamond" w:eastAsia="Garamond" w:cs="Garamond"/>
+          <w:sz w:val="28"/>
+          <w:szCs w:val="28"/>
+        </w:rPr>
+        <w:t xml:space="preserve">Vérifier manuellement le solde d'une rubrique dans un tableur qui n'est pas nécessairement à jour est une opération risquée. Un oubli d</w:t>
+      </w:r>
+      <w:r>
+        <w:rPr>
+          <w:rFonts w:ascii="Garamond" w:hAnsi="Garamond" w:eastAsia="Garamond" w:cs="Garamond"/>
+          <w:sz w:val="28"/>
+          <w:szCs w:val="28"/>
+        </w:rPr>
+        <w:t xml:space="preserve">e mise</w:t>
+      </w:r>
+      <w:r>
+        <w:rPr>
+          <w:rFonts w:ascii="Garamond" w:hAnsi="Garamond" w:eastAsia="Garamond" w:cs="Garamond"/>
+          <w:sz w:val="28"/>
+          <w:szCs w:val="28"/>
+        </w:rPr>
+        <w:t xml:space="preserve"> à jour, une confusion entre deux rubriques, ou une simple erreur de saisie peuvent conduire à valider une dépense sur une rubrique déjà épuisée. Ce type d'anomalie n'est souvent découvert que lors d'un audit, bien après que la dépense ai déjà été engagée.</w:t>
+      </w:r>
+      <w:r/>
+      <w:r/>
+    </w:p>
+    <w:p>
+      <w:pPr>
+        <w:pBdr/>
+        <w:spacing w:after="120" w:line="360" w:lineRule="auto"/>
+        <w:ind/>
+        <w:jc w:val="both"/>
+        <w:rPr>
+          <w:rFonts w:ascii="Garamond" w:hAnsi="Garamond" w:eastAsia="Garamond" w:cs="Garamond"/>
+          <w:b/>
+          <w:bCs/>
+          <w:sz w:val="28"/>
+          <w:szCs w:val="28"/>
+        </w:rPr>
+      </w:pPr>
+      <w:r>
+        <w:rPr>
+          <w:rFonts w:ascii="Garamond" w:hAnsi="Garamond" w:eastAsia="Garamond" w:cs="Garamond"/>
+          <w:b/>
+          <w:bCs/>
+          <w:sz w:val="28"/>
+          <w:szCs w:val="28"/>
+        </w:rPr>
+        <w:t xml:space="preserve">Un circuit de validation lent et opaque</w:t>
+      </w:r>
+      <w:r/>
+    </w:p>
+    <w:p>
+      <w:pPr>
+        <w:pBdr/>
+        <w:spacing w:after="120" w:line="360" w:lineRule="auto"/>
+        <w:ind/>
+        <w:jc w:val="both"/>
+        <w:rPr/>
+      </w:pPr>
+      <w:r>
+        <w:rPr>
+          <w:rFonts w:ascii="Garamond" w:hAnsi="Garamond" w:eastAsia="Garamond" w:cs="Garamond"/>
+          <w:b/>
+          <w:bCs/>
+          <w:sz w:val="28"/>
+          <w:szCs w:val="28"/>
+        </w:rPr>
       </w:r>
       <w:r>
         <w:rPr>
@@ -1022,6 +1268,7 @@
         </w:rPr>
         <w:t xml:space="preserve">n absence de notification automatique, un dossier peut rester plusieurs jours sans être traité. Le porteur se retrouve dans l'incertitude totale, sans aucun moyen de connaître l’état d’avancement de sa demande sans relancer manuellement chaque intervenant.</w:t>
       </w:r>
+      <w:r/>
       <w:r/>
     </w:p>
     <w:p>
@@ -1170,9 +1417,18 @@
         <w:rPr>
           <w:rFonts w:ascii="Garamond" w:hAnsi="Garamond" w:cs="Garamond"/>
           <w:sz w:val="28"/>
+          <w:szCs w:val="28"/>
+          <w:highlight w:val="none"/>
+        </w:rPr>
+      </w:pPr>
+      <w:r>
+        <w:rPr>
+          <w:rFonts w:ascii="Garamond" w:hAnsi="Garamond" w:eastAsia="Garamond" w:cs="Garamond"/>
+          <w:color w:val="000000"/>
+          <w:sz w:val="28"/>
           <w:szCs w:val="32"/>
         </w:rPr>
-      </w:pPr>
+      </w:r>
       <w:r>
         <w:rPr>
           <w:rFonts w:ascii="Garamond" w:hAnsi="Garamond" w:eastAsia="Garamond" w:cs="Garamond"/>
@@ -1180,7 +1436,7 @@
           <w:sz w:val="28"/>
           <w:szCs w:val="32"/>
         </w:rPr>
-        <w:t xml:space="preserve">La gestion d'un projet informatique ne saurait se réduire à une simple succession d'activités techniques. Elle nécessite une méthode structurée permettant d'organiser le travail, de coordonner les intervenants et de maîtriser les délais. Le choix de cette </w:t>
+        <w:t xml:space="preserve">La réalisation d’un projet informatique nécessite une organisation claire afin de coordonner les tâches, suivre l’avancement du travail et respecter les délais fixés.</w:t>
       </w:r>
       <w:r>
         <w:rPr>
@@ -1189,7 +1445,23 @@
           <w:sz w:val="28"/>
           <w:szCs w:val="32"/>
         </w:rPr>
+        <w:t xml:space="preserve">. Elle nécessite une méthode structurée permettant d'organiser le travail, de coordonner les intervenants et de maîtriser les délais. Le choix de cette </w:t>
+      </w:r>
+      <w:r>
+        <w:rPr>
+          <w:rFonts w:ascii="Garamond" w:hAnsi="Garamond" w:eastAsia="Garamond" w:cs="Garamond"/>
+          <w:color w:val="000000"/>
+          <w:sz w:val="28"/>
+          <w:szCs w:val="32"/>
+        </w:rPr>
         <w:t xml:space="preserve">méthode est d'autant plus important que le projet CIFEU présente des caractéristiques spécifiques : des besoins qui ne sont pas tous connus dès le départ, des acteurs aux attentes parfois divergentes et une durée de réalisation limitée à trois mois.</w:t>
+      </w:r>
+      <w:r>
+        <w:rPr>
+          <w:rFonts w:ascii="Garamond" w:hAnsi="Garamond" w:cs="Garamond"/>
+          <w:sz w:val="28"/>
+          <w:szCs w:val="32"/>
+        </w:rPr>
       </w:r>
       <w:r>
         <w:rPr>
@@ -1220,9 +1492,31 @@
         <w:rPr>
           <w:rFonts w:ascii="Garamond" w:hAnsi="Garamond" w:cs="Garamond"/>
           <w:sz w:val="28"/>
+          <w:szCs w:val="28"/>
+          <w:highlight w:val="none"/>
+        </w:rPr>
+      </w:pPr>
+      <w:r>
+        <w:rPr>
+          <w:rFonts w:ascii="Garamond" w:hAnsi="Garamond" w:cs="Garamond"/>
+          <w:sz w:val="28"/>
           <w:szCs w:val="32"/>
-        </w:rPr>
-      </w:pPr>
+          <w:highlight w:val="none"/>
+        </w:rPr>
+      </w:r>
+      <w:r>
+        <w:t xml:space="preserve">Plusieurs méthodes peuvent être utilisées pour gérer un projet informatique. Certaines, comme le cycle en V, reposent sur une planification très stricte des besoins dès le départ.D’autres, comme les méthodes agiles, permettent d’adapter progressivement le</w:t>
+      </w:r>
+      <w:r>
+        <w:t xml:space="preserve"> projet aux besoins réels des utilisateurs </w:t>
+      </w:r>
+      <w:r>
+        <w:rPr>
+          <w:rFonts w:ascii="Garamond" w:hAnsi="Garamond" w:cs="Garamond"/>
+          <w:sz w:val="28"/>
+          <w:szCs w:val="28"/>
+        </w:rPr>
+      </w:r>
       <w:r>
         <w:rPr>
           <w:rFonts w:ascii="Garamond" w:hAnsi="Garamond" w:eastAsia="Garamond" w:cs="Garamond"/>
@@ -1230,16 +1524,14 @@
           <w:sz w:val="28"/>
           <w:szCs w:val="32"/>
         </w:rPr>
-        <w:t xml:space="preserve">Il existe plusieurs familles de méthodes de gestion de projet. Les méthodes classiques, comme le Cycle en V, imposent de figer l'intégralité des besoins avant de commencer le développement. Elles conviennent aux projets dont les exigences sont parfaitement</w:t>
-      </w:r>
-      <w:r>
-        <w:rPr>
-          <w:rFonts w:ascii="Garamond" w:hAnsi="Garamond" w:eastAsia="Garamond" w:cs="Garamond"/>
-          <w:color w:val="000000"/>
+        <w:t xml:space="preserve">et privilégient des livraisons régulières de fonctionnalités opérationnelles.</w:t>
+      </w:r>
+      <w:r>
+        <w:rPr>
+          <w:rFonts w:ascii="Garamond" w:hAnsi="Garamond" w:cs="Garamond"/>
           <w:sz w:val="28"/>
           <w:szCs w:val="32"/>
         </w:rPr>
-        <w:t xml:space="preserve"> stables dès le départ. Les méthodes agiles, à l'inverse, acceptent que les besoins évoluent en cours de route et privilégient des livraisons régulières de fonctionnalités opérationnelles.</w:t>
       </w:r>
       <w:r>
         <w:rPr>
@@ -1252,7 +1544,8 @@
         <w:rPr>
           <w:rFonts w:ascii="Garamond" w:hAnsi="Garamond" w:cs="Garamond"/>
           <w:sz w:val="28"/>
-          <w:szCs w:val="32"/>
+          <w:szCs w:val="28"/>
+          <w:highlight w:val="none"/>
         </w:rPr>
       </w:r>
     </w:p>
@@ -3218,6 +3511,16 @@
           <w:highlight w:val="none"/>
         </w:rPr>
       </w:pPr>
+      <w:r>
+        <w:rPr>
+          <w:rFonts w:ascii="Garamond" w:hAnsi="Garamond" w:eastAsia="Garamond" w:cs="Garamond"/>
+          <w:b w:val="0"/>
+          <w:bCs w:val="0"/>
+          <w:sz w:val="28"/>
+          <w:szCs w:val="28"/>
+          <w:highlight w:val="none"/>
+        </w:rPr>
+      </w:r>
       <w:r>
         <w:rPr>
           <w:rFonts w:ascii="Garamond" w:hAnsi="Garamond" w:eastAsia="Garamond" w:cs="Garamond"/>
@@ -3855,20 +4158,6 @@
           <w:rFonts w:ascii="Garamond" w:hAnsi="Garamond" w:cs="Garamond"/>
           <w:sz w:val="28"/>
           <w:szCs w:val="28"/>
-        </w:rPr>
-      </w:r>
-      <w:r>
-        <w:rPr>
-          <w:rFonts w:ascii="Garamond" w:hAnsi="Garamond" w:cs="Garamond"/>
-          <w:sz w:val="28"/>
-          <w:szCs w:val="28"/>
-        </w:rPr>
-      </w:r>
-      <w:r>
-        <w:rPr>
-          <w:rFonts w:ascii="Garamond" w:hAnsi="Garamond" w:cs="Garamond"/>
-          <w:sz w:val="28"/>
-          <w:szCs w:val="28"/>
           <w:highlight w:val="none"/>
         </w:rPr>
         <mc:AlternateContent>
@@ -3970,14 +4259,6 @@
           <w:highlight w:val="none"/>
         </w:rPr>
       </w:r>
-      <w:r>
-        <w:rPr>
-          <w:rFonts w:ascii="Garamond" w:hAnsi="Garamond" w:cs="Garamond"/>
-          <w:sz w:val="28"/>
-          <w:szCs w:val="28"/>
-          <w:highlight w:val="none"/>
-        </w:rPr>
-      </w:r>
     </w:p>
     <w:p>
       <w:pPr>
@@ -4595,6 +4876,7 @@
           <w:rFonts w:ascii="Garamond" w:hAnsi="Garamond" w:eastAsia="Garamond" w:cs="Garamond"/>
           <w:sz w:val="28"/>
           <w:szCs w:val="28"/>
+          <w:highlight w:val="none"/>
         </w:rPr>
       </w:r>
     </w:p>
@@ -4704,7 +4986,6 @@
           <w:rFonts w:ascii="Garamond" w:hAnsi="Garamond" w:eastAsia="Garamond" w:cs="Garamond"/>
           <w:sz w:val="28"/>
           <w:szCs w:val="28"/>
-          <w:highlight w:val="none"/>
         </w:rPr>
       </w:r>
     </w:p>
@@ -5086,6 +5367,13 @@
           <w:szCs w:val="28"/>
         </w:rPr>
       </w:r>
+      <w:r>
+        <w:rPr>
+          <w:rFonts w:ascii="Garamond" w:hAnsi="Garamond" w:eastAsia="Garamond" w:cs="Garamond"/>
+          <w:sz w:val="28"/>
+          <w:szCs w:val="28"/>
+        </w:rPr>
+      </w:r>
     </w:p>
     <w:p>
       <w:pPr>
@@ -5271,6 +5559,13 @@
           <w:szCs w:val="28"/>
         </w:rPr>
       </w:r>
+      <w:r>
+        <w:rPr>
+          <w:rFonts w:ascii="Garamond" w:hAnsi="Garamond" w:eastAsia="Garamond" w:cs="Garamond"/>
+          <w:sz w:val="28"/>
+          <w:szCs w:val="28"/>
+        </w:rPr>
+      </w:r>
     </w:p>
     <w:p>
       <w:pPr>
@@ -5808,7 +6103,12 @@
           <w:szCs w:val="28"/>
           <w:highlight w:val="none"/>
         </w:rPr>
-        <w:t xml:space="preserve">C</w:t>
+      </w:r>
+      <w:r>
+        <w:t xml:space="preserve">Cette étude de l’existant a permis d’identifier plusieurs limites dans le fonctionnement actuel, notamment en matière de suivi, de traçabilité et de gestion des données. Ces constats justifient la mise en place d’une solution centralisée adaptée aux besoin</w:t>
+      </w:r>
+      <w:r>
+        <w:t xml:space="preserve">s de l’UJKZ. Le chapitre suivant présentera les besoins fonctionnels du système qui sera mis en place.</w:t>
       </w:r>
       <w:r>
         <w:rPr>
@@ -5817,34 +6117,6 @@
           <w:szCs w:val="28"/>
           <w:highlight w:val="none"/>
         </w:rPr>
-        <w:t xml:space="preserve">e chapitre a dressé un portrait complet de la situation existante et posé les bases de la solution à construire. L'analyse du système actuel a mis en lumière ses principales limites : dispersion des données, absence de traçabilité, risques de dépassements </w:t>
-      </w:r>
-      <w:r>
-        <w:rPr>
-          <w:rFonts w:ascii="Garamond" w:hAnsi="Garamond" w:eastAsia="Garamond" w:cs="Garamond"/>
-          <w:sz w:val="28"/>
-          <w:szCs w:val="28"/>
-          <w:highlight w:val="none"/>
-        </w:rPr>
-        <w:t xml:space="preserve">b</w:t>
-      </w:r>
-      <w:r>
-        <w:rPr>
-          <w:rFonts w:ascii="Garamond" w:hAnsi="Garamond" w:eastAsia="Garamond" w:cs="Garamond"/>
-          <w:sz w:val="28"/>
-          <w:szCs w:val="28"/>
-          <w:highlight w:val="none"/>
-        </w:rPr>
-        <w:t xml:space="preserve">udgétaires et lenteur du circuit de validation. La démarche de résolution a ensuite été construite pas à pas : le choix de Scrum comme méthode de gestion de projet, d'UML comme langage de modélisation, puis la sélection des technologies Laravel 13, React, </w:t>
-      </w:r>
-      <w:r>
-        <w:rPr>
-          <w:rFonts w:ascii="Garamond" w:hAnsi="Garamond" w:eastAsia="Garamond" w:cs="Garamond"/>
-          <w:sz w:val="28"/>
-          <w:szCs w:val="28"/>
-          <w:highlight w:val="none"/>
-        </w:rPr>
-        <w:t xml:space="preserve">Tailwind CSS et PostgreSQL. Le chapitre suivant traduit cette démarche en une analyse concrète des besoins des utilisateurs.</w:t>
       </w:r>
       <w:r>
         <w:rPr>
@@ -5855,28 +6127,19 @@
       </w:r>
       <w:r>
         <w:rPr>
+          <w:rFonts w:ascii="Garamond" w:hAnsi="Garamond" w:eastAsia="Garamond" w:cs="Garamond"/>
+          <w:sz w:val="28"/>
+          <w:szCs w:val="28"/>
+        </w:rPr>
+      </w:r>
+      <w:r/>
+      <w:r>
+        <w:rPr>
           <w:rFonts w:ascii="Garamond" w:hAnsi="Garamond" w:cs="Garamond"/>
           <w:sz w:val="28"/>
           <w:szCs w:val="28"/>
         </w:rPr>
       </w:r>
-    </w:p>
-    <w:p>
-      <w:pPr>
-        <w:pBdr/>
-        <w:spacing w:after="120" w:line="360" w:lineRule="auto"/>
-        <w:ind/>
-        <w:jc w:val="both"/>
-        <w:rPr/>
-      </w:pPr>
-      <w:r>
-        <w:rPr>
-          <w:rFonts w:ascii="Garamond" w:hAnsi="Garamond" w:eastAsia="Garamond" w:cs="Garamond"/>
-          <w:sz w:val="28"/>
-          <w:szCs w:val="28"/>
-        </w:rPr>
-      </w:r>
-      <w:r/>
     </w:p>
     <w:sectPr>
       <w:footnotePr/>
